--- a/Developer/roblox/docs/DESIGN_SYSTEM.docx
+++ b/Developer/roblox/docs/DESIGN_SYSTEM.docx
@@ -2,7 +2,7 @@
 <file path=word/document.xml><?xml version="1.0" encoding="utf-8"?>
 <w:document xmlns:w="http://schemas.openxmlformats.org/wordprocessingml/2006/main" xmlns:m="http://schemas.openxmlformats.org/officeDocument/2006/math" xmlns:r="http://schemas.openxmlformats.org/officeDocument/2006/relationships" xmlns:o="urn:schemas-microsoft-com:office:office" xmlns:v="urn:schemas-microsoft-com:vml" xmlns:w10="urn:schemas-microsoft-com:office:word" xmlns:a="http://schemas.openxmlformats.org/drawingml/2006/main" xmlns:pic="http://schemas.openxmlformats.org/drawingml/2006/picture" xmlns:wp="http://schemas.openxmlformats.org/drawingml/2006/wordprocessingDrawing">
   <w:body>
-    <w:bookmarkStart w:id="88" w:name="harbor-heist-design-system"/>
+    <w:bookmarkStart w:id="90" w:name="harbor-heist-design-system"/>
     <w:p>
       <w:pPr>
         <w:pStyle w:val="Heading1"/>
@@ -10116,7 +10116,7 @@
     </w:p>
     <w:bookmarkEnd w:id="44"/>
     <w:bookmarkEnd w:id="45"/>
-    <w:bookmarkStart w:id="49" w:name="X4a1b3279319ea89bb082a9c2ca864e4f9e4a2fb"/>
+    <w:bookmarkStart w:id="51" w:name="X4a1b3279319ea89bb082a9c2ca864e4f9e4a2fb"/>
     <w:p>
       <w:pPr>
         <w:pStyle w:val="Heading2"/>
@@ -10629,22 +10629,14 @@
         <w:t xml:space="preserve"># Contrast.spec.lua and TouchTargets.spec.lua are part of the pure bucket</w:t>
       </w:r>
     </w:p>
-    <w:p>
-      <w:r>
-        <w:pict>
-          <v:rect style="width:0;height:1.5pt" o:hralign="center" o:hrstd="t" o:hr="t"/>
-        </w:pict>
-      </w:r>
-    </w:p>
     <w:bookmarkEnd w:id="48"/>
-    <w:bookmarkEnd w:id="49"/>
-    <w:bookmarkStart w:id="54" w:name="Xe46d10ae4e4854aa9580c3d07a5a19fd28e952b"/>
-    <w:p>
-      <w:pPr>
-        <w:pStyle w:val="Heading2"/>
-      </w:pPr>
-      <w:r>
-        <w:t xml:space="preserve">10. Feedback &amp; Affordance (EPIC-44)</w:t>
+    <w:bookmarkStart w:id="49" w:name="focus-indicators-harborheist-gx6h"/>
+    <w:p>
+      <w:pPr>
+        <w:pStyle w:val="Heading3"/>
+      </w:pPr>
+      <w:r>
+        <w:t xml:space="preserve">Focus Indicators (harborheist-gx6h)</w:t>
       </w:r>
     </w:p>
     <w:p>
@@ -10652,69 +10644,40 @@
         <w:pStyle w:val="FirstParagraph"/>
       </w:pPr>
       <w:r>
-        <w:t xml:space="preserve">Stripe-level UX means nothing ever leaves the player guessing. Every input gets</w:t>
-      </w:r>
-      <w:r>
-        <w:t xml:space="preserve"> </w:t>
-      </w:r>
-      <w:r>
-        <w:t xml:space="preserve">an acknowledgment; every state is visually legible.</w:t>
-      </w:r>
-    </w:p>
-    <w:bookmarkStart w:id="50" w:name="adaptive-ripple-kqbq4"/>
-    <w:p>
-      <w:pPr>
-        <w:pStyle w:val="Heading3"/>
-      </w:pPr>
-      <w:r>
-        <w:t xml:space="preserve">Adaptive Ripple (kqbq.4)</w:t>
-      </w:r>
-    </w:p>
-    <w:p>
-      <w:pPr>
-        <w:pStyle w:val="FirstParagraph"/>
-      </w:pPr>
-      <w:r>
-        <w:t xml:space="preserve">Button press ripple adapts to button background luminance. On dark buttons</w:t>
-      </w:r>
-      <w:r>
-        <w:t xml:space="preserve"> </w:t>
-      </w:r>
-      <w:r>
-        <w:t xml:space="preserve">(primary, danger) the ripple is light; on light buttons (ghost, secondary) it</w:t>
-      </w:r>
-      <w:r>
-        <w:t xml:space="preserve"> </w:t>
-      </w:r>
-      <w:r>
-        <w:t xml:space="preserve">darkens. The previous hardcoded white ripple was invisible on light backgrounds.</w:t>
-      </w:r>
-    </w:p>
-    <w:bookmarkEnd w:id="50"/>
-    <w:bookmarkStart w:id="51" w:name="disabled-state-recipe-kqbq182"/>
-    <w:p>
-      <w:pPr>
-        <w:pStyle w:val="Heading3"/>
-      </w:pPr>
-      <w:r>
-        <w:t xml:space="preserve">Disabled State Recipe (kqbq.18.2)</w:t>
-      </w:r>
-    </w:p>
-    <w:p>
-      <w:pPr>
-        <w:pStyle w:val="FirstParagraph"/>
+        <w:rPr>
+          <w:b/>
+          <w:bCs/>
+        </w:rPr>
+        <w:t xml:space="preserve">Standard:</w:t>
+      </w:r>
+      <w:r>
+        <w:t xml:space="preserve"> </w:t>
+      </w:r>
+      <w:r>
+        <w:t xml:space="preserve">WCAG 2.4.7 — every focusable element must have a visible</w:t>
+      </w:r>
+      <w:r>
+        <w:t xml:space="preserve"> </w:t>
+      </w:r>
+      <w:r>
+        <w:t xml:space="preserve">focus indicator, regardless of how focus arrived.</w:t>
+      </w:r>
+    </w:p>
+    <w:p>
+      <w:pPr>
+        <w:pStyle w:val="BodyText"/>
       </w:pPr>
       <w:r>
         <w:rPr>
           <w:rStyle w:val="VerbatimChar"/>
         </w:rPr>
-        <w:t xml:space="preserve">setButtonEnabled(button, false)</w:t>
-      </w:r>
-      <w:r>
-        <w:t xml:space="preserve"> </w:t>
-      </w:r>
-      <w:r>
-        <w:t xml:space="preserve">applies a uniform disabled treatment:</w:t>
+        <w:t xml:space="preserve">KeyboardNav.lua</w:t>
+      </w:r>
+      <w:r>
+        <w:t xml:space="preserve"> </w:t>
+      </w:r>
+      <w:r>
+        <w:t xml:space="preserve">is the single owner of the focus ring:</w:t>
       </w:r>
     </w:p>
     <w:p>
@@ -10727,9 +10690,70 @@
       </w:pPr>
       <w:r>
         <w:rPr>
+          <w:b/>
+          <w:bCs/>
+        </w:rPr>
+        <w:t xml:space="preserve">One ring authority</w:t>
+      </w:r>
+      <w:r>
+        <w:t xml:space="preserve"> </w:t>
+      </w:r>
+      <w:r>
+        <w:t xml:space="preserve">—</w:t>
+      </w:r>
+      <w:r>
+        <w:t xml:space="preserve"> </w:t>
+      </w:r>
+      <w:r>
+        <w:rPr>
           <w:rStyle w:val="VerbatimChar"/>
         </w:rPr>
-        <w:t xml:space="preserve">Active = false</w:t>
+        <w:t xml:space="preserve">setRingThickness(entry, thickness)</w:t>
+      </w:r>
+      <w:r>
+        <w:t xml:space="preserve"> </w:t>
+      </w:r>
+      <w:r>
+        <w:t xml:space="preserve">is the only</w:t>
+      </w:r>
+      <w:r>
+        <w:t xml:space="preserve"> </w:t>
+      </w:r>
+      <w:r>
+        <w:t xml:space="preserve">function that creates focus-ring tweens. Each registration stores its last</w:t>
+      </w:r>
+      <w:r>
+        <w:t xml:space="preserve"> </w:t>
+      </w:r>
+      <w:r>
+        <w:t xml:space="preserve">commanded thickness (</w:t>
+      </w:r>
+      <w:r>
+        <w:rPr>
+          <w:rStyle w:val="VerbatimChar"/>
+        </w:rPr>
+        <w:t xml:space="preserve">entry.ringTarget</w:t>
+      </w:r>
+      <w:r>
+        <w:t xml:space="preserve">), so repeated commands for the</w:t>
+      </w:r>
+      <w:r>
+        <w:t xml:space="preserve"> </w:t>
+      </w:r>
+      <w:r>
+        <w:t xml:space="preserve">same state are no-ops. This keeps Tab, panel auto-focus/restore, and</w:t>
+      </w:r>
+      <w:r>
+        <w:t xml:space="preserve"> </w:t>
+      </w:r>
+      <w:r>
+        <w:t xml:space="preserve">gamepad D-pad from spawning duplicate or conflicting tweens on the same</w:t>
+      </w:r>
+      <w:r>
+        <w:t xml:space="preserve"> </w:t>
+      </w:r>
+      <w:r>
+        <w:t xml:space="preserve">stroke.</w:t>
       </w:r>
     </w:p>
     <w:p>
@@ -10742,15 +10766,37 @@
       </w:pPr>
       <w:r>
         <w:rPr>
+          <w:b/>
+          <w:bCs/>
+        </w:rPr>
+        <w:t xml:space="preserve">Every focus path is covered</w:t>
+      </w:r>
+      <w:r>
+        <w:t xml:space="preserve"> </w:t>
+      </w:r>
+      <w:r>
+        <w:t xml:space="preserve">—</w:t>
+      </w:r>
+      <w:r>
+        <w:t xml:space="preserve"> </w:t>
+      </w:r>
+      <w:r>
+        <w:rPr>
           <w:rStyle w:val="VerbatimChar"/>
         </w:rPr>
-        <w:t xml:space="preserve">TextColor3</w:t>
-      </w:r>
-      <w:r>
-        <w:t xml:space="preserve"> </w:t>
-      </w:r>
-      <w:r>
-        <w:t xml:space="preserve">→</w:t>
+        <w:t xml:space="preserve">Register()</w:t>
+      </w:r>
+      <w:r>
+        <w:t xml:space="preserve"> </w:t>
+      </w:r>
+      <w:r>
+        <w:t xml:space="preserve">suppresses the engine's</w:t>
+      </w:r>
+      <w:r>
+        <w:t xml:space="preserve"> </w:t>
+      </w:r>
+      <w:r>
+        <w:t xml:space="preserve">default selection ring (blank</w:t>
       </w:r>
       <w:r>
         <w:t xml:space="preserve"> </w:t>
@@ -10759,7 +10805,97 @@
         <w:rPr>
           <w:rStyle w:val="VerbatimChar"/>
         </w:rPr>
-        <w:t xml:space="preserve">text.tertiary</w:t>
+        <w:t xml:space="preserve">SelectionImageObject</w:t>
+      </w:r>
+      <w:r>
+        <w:t xml:space="preserve">), so the UIStroke</w:t>
+      </w:r>
+      <w:r>
+        <w:t xml:space="preserve"> </w:t>
+      </w:r>
+      <w:r>
+        <w:t xml:space="preserve">ring is rendered from</w:t>
+      </w:r>
+      <w:r>
+        <w:t xml:space="preserve"> </w:t>
+      </w:r>
+      <w:r>
+        <w:rPr>
+          <w:rStyle w:val="VerbatimChar"/>
+        </w:rPr>
+        <w:t xml:space="preserve">GuiService.SelectedObject</w:t>
+      </w:r>
+      <w:r>
+        <w:t xml:space="preserve"> </w:t>
+      </w:r>
+      <w:r>
+        <w:t xml:space="preserve">via</w:t>
+      </w:r>
+      <w:r>
+        <w:t xml:space="preserve"> </w:t>
+      </w:r>
+      <w:r>
+        <w:rPr>
+          <w:rStyle w:val="VerbatimChar"/>
+        </w:rPr>
+        <w:t xml:space="preserve">GetPropertyChangedSignal</w:t>
+      </w:r>
+      <w:r>
+        <w:t xml:space="preserve"> </w:t>
+      </w:r>
+      <w:r>
+        <w:t xml:space="preserve">on</w:t>
+      </w:r>
+      <w:r>
+        <w:t xml:space="preserve"> </w:t>
+      </w:r>
+      <w:r>
+        <w:rPr>
+          <w:rStyle w:val="VerbatimChar"/>
+        </w:rPr>
+        <w:t xml:space="preserve">Enable()</w:t>
+      </w:r>
+      <w:r>
+        <w:t xml:space="preserve">. It does not matter WHO sets the</w:t>
+      </w:r>
+      <w:r>
+        <w:t xml:space="preserve"> </w:t>
+      </w:r>
+      <w:r>
+        <w:t xml:space="preserve">selection: Tab/Shift+Tab (</w:t>
+      </w:r>
+      <w:r>
+        <w:rPr>
+          <w:rStyle w:val="VerbatimChar"/>
+        </w:rPr>
+        <w:t xml:space="preserve">ApplyFocus</w:t>
+      </w:r>
+      <w:r>
+        <w:t xml:space="preserve">), panel open/close focus</w:t>
+      </w:r>
+      <w:r>
+        <w:t xml:space="preserve"> </w:t>
+      </w:r>
+      <w:r>
+        <w:t xml:space="preserve">management in</w:t>
+      </w:r>
+      <w:r>
+        <w:t xml:space="preserve"> </w:t>
+      </w:r>
+      <w:r>
+        <w:rPr>
+          <w:rStyle w:val="VerbatimChar"/>
+        </w:rPr>
+        <w:t xml:space="preserve">init.client.lua</w:t>
+      </w:r>
+      <w:r>
+        <w:t xml:space="preserve">, or engine gamepad D-pad navigation all</w:t>
+      </w:r>
+      <w:r>
+        <w:t xml:space="preserve"> </w:t>
+      </w:r>
+      <w:r>
+        <w:t xml:space="preserve">converge on the same property and get the same accent-colored ring.</w:t>
       </w:r>
     </w:p>
     <w:p>
@@ -10772,27 +10908,107 @@
       </w:pPr>
       <w:r>
         <w:rPr>
+          <w:b/>
+          <w:bCs/>
+        </w:rPr>
+        <w:t xml:space="preserve">Engine-first focus truth</w:t>
+      </w:r>
+      <w:r>
+        <w:t xml:space="preserve"> </w:t>
+      </w:r>
+      <w:r>
+        <w:t xml:space="preserve">—</w:t>
+      </w:r>
+      <w:r>
+        <w:t xml:space="preserve"> </w:t>
+      </w:r>
+      <w:r>
+        <w:rPr>
           <w:rStyle w:val="VerbatimChar"/>
         </w:rPr>
-        <w:t xml:space="preserve">BackgroundColor3</w:t>
-      </w:r>
-      <w:r>
-        <w:t xml:space="preserve"> </w:t>
-      </w:r>
-      <w:r>
-        <w:t xml:space="preserve">→ semantic disabled bg (</w:t>
+        <w:t xml:space="preserve">GetFocusedElement()</w:t>
+      </w:r>
+      <w:r>
+        <w:t xml:space="preserve"> </w:t>
+      </w:r>
+      <w:r>
+        <w:t xml:space="preserve">prefers the engine's</w:t>
+      </w:r>
+      <w:r>
+        <w:t xml:space="preserve"> </w:t>
+      </w:r>
+      <w:r>
+        <w:t xml:space="preserve">current selection when it is a registered element (it is what receives</w:t>
+      </w:r>
+      <w:r>
+        <w:t xml:space="preserve"> </w:t>
+      </w:r>
+      <w:r>
+        <w:t xml:space="preserve">Enter/Space), falling back to the Tab-managed index. Consumers polling on</w:t>
+      </w:r>
+      <w:r>
+        <w:t xml:space="preserve"> </w:t>
+      </w:r>
+      <w:r>
+        <w:t xml:space="preserve">Heartbeat (keyboard-parity tooltips) therefore also see gamepad and</w:t>
+      </w:r>
+      <w:r>
+        <w:t xml:space="preserve"> </w:t>
+      </w:r>
+      <w:r>
+        <w:t xml:space="preserve">panel-managed focus, not just Tab focus.</w:t>
+      </w:r>
+    </w:p>
+    <w:p>
+      <w:pPr>
+        <w:pStyle w:val="Compact"/>
+        <w:numPr>
+          <w:ilvl w:val="0"/>
+          <w:numId w:val="1006"/>
+        </w:numPr>
+      </w:pPr>
+      <w:r>
+        <w:rPr>
+          <w:b/>
+          <w:bCs/>
+        </w:rPr>
+        <w:t xml:space="preserve">Scroll into view</w:t>
+      </w:r>
+      <w:r>
+        <w:t xml:space="preserve"> </w:t>
+      </w:r>
+      <w:r>
+        <w:t xml:space="preserve">— focusing an element inside a</w:t>
+      </w:r>
+      <w:r>
+        <w:t xml:space="preserve"> </w:t>
       </w:r>
       <w:r>
         <w:rPr>
           <w:rStyle w:val="VerbatimChar"/>
         </w:rPr>
-        <w:t xml:space="preserve">surface.elevated</w:t>
-      </w:r>
-      <w:r>
-        <w:t xml:space="preserve"> </w:t>
-      </w:r>
-      <w:r>
-        <w:t xml:space="preserve">or</w:t>
+        <w:t xml:space="preserve">ScrollingFrame</w:t>
+      </w:r>
+      <w:r>
+        <w:t xml:space="preserve"> </w:t>
+      </w:r>
+      <w:r>
+        <w:t xml:space="preserve">scrolls it into the visible canvas on every focus path.</w:t>
+      </w:r>
+    </w:p>
+    <w:p>
+      <w:pPr>
+        <w:pStyle w:val="FirstParagraph"/>
+      </w:pPr>
+      <w:r>
+        <w:rPr>
+          <w:b/>
+          <w:bCs/>
+        </w:rPr>
+        <w:t xml:space="preserve">Tested by</w:t>
+      </w:r>
+      <w:r>
+        <w:t xml:space="preserve">:</w:t>
       </w:r>
       <w:r>
         <w:t xml:space="preserve"> </w:t>
@@ -10801,10 +11017,56 @@
         <w:rPr>
           <w:rStyle w:val="VerbatimChar"/>
         </w:rPr>
-        <w:t xml:space="preserve">status.disabled</w:t>
-      </w:r>
-      <w:r>
-        <w:t xml:space="preserve">)</w:t>
+        <w:t xml:space="preserve">test/pure_specs/KeyboardNavLogic.spec.lua</w:t>
+      </w:r>
+      <w:r>
+        <w:t xml:space="preserve"> </w:t>
+      </w:r>
+      <w:r>
+        <w:t xml:space="preserve">— pure-logic</w:t>
+      </w:r>
+      <w:r>
+        <w:t xml:space="preserve"> </w:t>
+      </w:r>
+      <w:r>
+        <w:t xml:space="preserve">mirrors of the ring-dedupe rule and the engine-first lookup, plus source</w:t>
+      </w:r>
+      <w:r>
+        <w:t xml:space="preserve"> </w:t>
+      </w:r>
+      <w:r>
+        <w:t xml:space="preserve">contracts pinning the sync wiring (</w:t>
+      </w:r>
+      <w:r>
+        <w:rPr>
+          <w:rStyle w:val="VerbatimChar"/>
+        </w:rPr>
+        <w:t xml:space="preserve">GetPropertyChangedSignal("SelectedObject")</w:t>
+      </w:r>
+      <w:r>
+        <w:t xml:space="preserve">,</w:t>
+      </w:r>
+      <w:r>
+        <w:t xml:space="preserve"> </w:t>
+      </w:r>
+      <w:r>
+        <w:rPr>
+          <w:rStyle w:val="VerbatimChar"/>
+        </w:rPr>
+        <w:t xml:space="preserve">renderSelectionRing</w:t>
+      </w:r>
+      <w:r>
+        <w:t xml:space="preserve">, disconnect-on-Disable).</w:t>
+      </w:r>
+    </w:p>
+    <w:bookmarkEnd w:id="49"/>
+    <w:bookmarkStart w:id="50" w:name="X1e5eff4f11aca36d15e692b721394a3ec3c21cd"/>
+    <w:p>
+      <w:pPr>
+        <w:pStyle w:val="Heading3"/>
+      </w:pPr>
+      <w:r>
+        <w:t xml:space="preserve">Screen Reader Support — Evaluation (harborheist-gx6h)</w:t>
       </w:r>
     </w:p>
     <w:p>
@@ -10812,29 +11074,33 @@
         <w:pStyle w:val="FirstParagraph"/>
       </w:pPr>
       <w:r>
-        <w:t xml:space="preserve">Applied to: inventory debounce, raid opt-in debounce, claim button (DataStore</w:t>
-      </w:r>
-      <w:r>
-        <w:t xml:space="preserve"> </w:t>
-      </w:r>
-      <w:r>
-        <w:t xml:space="preserve">unhealthy), lock RECHARGE. Shop OWNED/LOCKED/unaffordable already have distinct</w:t>
-      </w:r>
-      <w:r>
-        <w:t xml:space="preserve"> </w:t>
-      </w:r>
-      <w:r>
-        <w:t xml:space="preserve">visuals (harborheist-cl05).</w:t>
-      </w:r>
-    </w:p>
-    <w:bookmarkEnd w:id="51"/>
-    <w:bookmarkStart w:id="52" w:name="toast-system-kqbq5kqbq183"/>
-    <w:p>
-      <w:pPr>
-        <w:pStyle w:val="Heading3"/>
-      </w:pPr>
-      <w:r>
-        <w:t xml:space="preserve">Toast System (kqbq.5/kqbq.18.3)</w:t>
+        <w:rPr>
+          <w:b/>
+          <w:bCs/>
+        </w:rPr>
+        <w:t xml:space="preserve">Conclusion: not implementable from scripts; Roblox provides no</w:t>
+      </w:r>
+      <w:r>
+        <w:rPr>
+          <w:b/>
+          <w:bCs/>
+        </w:rPr>
+        <w:t xml:space="preserve"> </w:t>
+      </w:r>
+      <w:r>
+        <w:rPr>
+          <w:b/>
+          <w:bCs/>
+        </w:rPr>
+        <w:t xml:space="preserve">script-accessible screen-reader API.</w:t>
+      </w:r>
+    </w:p>
+    <w:p>
+      <w:pPr>
+        <w:pStyle w:val="BodyText"/>
+      </w:pPr>
+      <w:r>
+        <w:t xml:space="preserve">Evaluation performed 2026-08-08 against the current platform surface:</w:t>
       </w:r>
     </w:p>
     <w:p>
@@ -10850,16 +11116,88 @@
           <w:b/>
           <w:bCs/>
         </w:rPr>
-        <w:t xml:space="preserve">Accent bar</w:t>
-      </w:r>
-      <w:r>
-        <w:t xml:space="preserve">: 6px left bar colored by category (good/bad/warn/quest) with a</w:t>
-      </w:r>
-      <w:r>
-        <w:t xml:space="preserve"> </w:t>
-      </w:r>
-      <w:r>
-        <w:t xml:space="preserve">soft category glow frame.</w:t>
+        <w:t xml:space="preserve">No scripting API.</w:t>
+      </w:r>
+      <w:r>
+        <w:t xml:space="preserve"> </w:t>
+      </w:r>
+      <w:r>
+        <w:t xml:space="preserve">There is no</w:t>
+      </w:r>
+      <w:r>
+        <w:t xml:space="preserve"> </w:t>
+      </w:r>
+      <w:r>
+        <w:rPr>
+          <w:rStyle w:val="VerbatimChar"/>
+        </w:rPr>
+        <w:t xml:space="preserve">ScreenReaderService</w:t>
+      </w:r>
+      <w:r>
+        <w:t xml:space="preserve">, no</w:t>
+      </w:r>
+      <w:r>
+        <w:t xml:space="preserve"> </w:t>
+      </w:r>
+      <w:r>
+        <w:t xml:space="preserve">accessibility-label property on</w:t>
+      </w:r>
+      <w:r>
+        <w:t xml:space="preserve"> </w:t>
+      </w:r>
+      <w:r>
+        <w:rPr>
+          <w:rStyle w:val="VerbatimChar"/>
+        </w:rPr>
+        <w:t xml:space="preserve">GuiObject</w:t>
+      </w:r>
+      <w:r>
+        <w:t xml:space="preserve">, and no documented</w:t>
+      </w:r>
+      <w:r>
+        <w:t xml:space="preserve"> </w:t>
+      </w:r>
+      <w:r>
+        <w:t xml:space="preserve">script-side hook to announce UI text to NVDA/VoiceOver/TalkBack.</w:t>
+      </w:r>
+      <w:r>
+        <w:t xml:space="preserve"> </w:t>
+      </w:r>
+      <w:r>
+        <w:t xml:space="preserve">(Contrast with</w:t>
+      </w:r>
+      <w:r>
+        <w:t xml:space="preserve"> </w:t>
+      </w:r>
+      <w:r>
+        <w:rPr>
+          <w:rStyle w:val="VerbatimChar"/>
+        </w:rPr>
+        <w:t xml:space="preserve">GuiService:GetGuiInset()</w:t>
+      </w:r>
+      <w:r>
+        <w:t xml:space="preserve"> </w:t>
+      </w:r>
+      <w:r>
+        <w:t xml:space="preserve">or</w:t>
+      </w:r>
+      <w:r>
+        <w:t xml:space="preserve"> </w:t>
+      </w:r>
+      <w:r>
+        <w:rPr>
+          <w:rStyle w:val="VerbatimChar"/>
+        </w:rPr>
+        <w:t xml:space="preserve">SelectionImageObject</w:t>
+      </w:r>
+      <w:r>
+        <w:t xml:space="preserve">,</w:t>
+      </w:r>
+      <w:r>
+        <w:t xml:space="preserve"> </w:t>
+      </w:r>
+      <w:r>
+        <w:t xml:space="preserve">which ARE script-accessible.)</w:t>
       </w:r>
     </w:p>
     <w:p>
@@ -10875,10 +11213,25 @@
           <w:b/>
           <w:bCs/>
         </w:rPr>
-        <w:t xml:space="preserve">Text overflow</w:t>
-      </w:r>
-      <w:r>
-        <w:t xml:space="preserve">: fade-edge indicator on long toast text.</w:t>
+        <w:t xml:space="preserve">Platform-side rendering only.</w:t>
+      </w:r>
+      <w:r>
+        <w:t xml:space="preserve"> </w:t>
+      </w:r>
+      <w:r>
+        <w:t xml:space="preserve">Roblox renders UI natively on each</w:t>
+      </w:r>
+      <w:r>
+        <w:t xml:space="preserve"> </w:t>
+      </w:r>
+      <w:r>
+        <w:t xml:space="preserve">client platform, so any screen-reader support would have to ship from</w:t>
+      </w:r>
+      <w:r>
+        <w:t xml:space="preserve"> </w:t>
+      </w:r>
+      <w:r>
+        <w:t xml:space="preserve">Roblox itself as an engine/OS integration, not from game code.</w:t>
       </w:r>
     </w:p>
     <w:p>
@@ -10894,10 +11247,43 @@
           <w:b/>
           <w:bCs/>
         </w:rPr>
-        <w:t xml:space="preserve">Known tech debt</w:t>
-      </w:r>
-      <w:r>
-        <w:t xml:space="preserve">: server toasts use ~8 off-palette raw</w:t>
+        <w:t xml:space="preserve">What we control instead</w:t>
+      </w:r>
+      <w:r>
+        <w:t xml:space="preserve"> </w:t>
+      </w:r>
+      <w:r>
+        <w:t xml:space="preserve">— the levers that reduce screen-reader</w:t>
+      </w:r>
+      <w:r>
+        <w:t xml:space="preserve"> </w:t>
+      </w:r>
+      <w:r>
+        <w:t xml:space="preserve">impact are indirect and already tracked:</w:t>
+      </w:r>
+    </w:p>
+    <w:p>
+      <w:pPr>
+        <w:pStyle w:val="Compact"/>
+        <w:numPr>
+          <w:ilvl w:val="1"/>
+          <w:numId w:val="1008"/>
+        </w:numPr>
+      </w:pPr>
+      <w:r>
+        <w:t xml:space="preserve">Focus visibility for keyboard/gamepad users (this section, gx6h).</w:t>
+      </w:r>
+    </w:p>
+    <w:p>
+      <w:pPr>
+        <w:pStyle w:val="Compact"/>
+        <w:numPr>
+          <w:ilvl w:val="1"/>
+          <w:numId w:val="1008"/>
+        </w:numPr>
+      </w:pPr>
+      <w:r>
+        <w:t xml:space="preserve">Non-color state communication:</w:t>
       </w:r>
       <w:r>
         <w:t xml:space="preserve"> </w:t>
@@ -10906,187 +11292,86 @@
         <w:rPr>
           <w:rStyle w:val="VerbatimChar"/>
         </w:rPr>
-        <w:t xml:space="preserve">Color3</w:t>
-      </w:r>
-      <w:r>
-        <w:t xml:space="preserve"> </w:t>
-      </w:r>
-      <w:r>
-        <w:t xml:space="preserve">literals —</w:t>
-      </w:r>
-      <w:r>
-        <w:t xml:space="preserve"> </w:t>
-      </w:r>
-      <w:r>
-        <w:t xml:space="preserve">tracked in a2ug.1/.2/.3 for palette migration.</w:t>
-      </w:r>
-    </w:p>
-    <w:bookmarkEnd w:id="52"/>
-    <w:bookmarkStart w:id="53" w:name="gradient-color-discipline-kqbq225"/>
-    <w:p>
-      <w:pPr>
-        <w:pStyle w:val="Heading3"/>
-      </w:pPr>
-      <w:r>
-        <w:t xml:space="preserve">Gradient Color Discipline (kqbq.22.5)</w:t>
-      </w:r>
-    </w:p>
-    <w:p>
-      <w:pPr>
-        <w:pStyle w:val="FirstParagraph"/>
-      </w:pPr>
+        <w:t xml:space="preserve">docs/etj2.4.5_NON_COLOR_AUDIT.md</w:t>
+      </w:r>
+      <w:r>
+        <w:t xml:space="preserve"> </w:t>
+      </w:r>
+      <w:r>
+        <w:t xml:space="preserve">(icons + labels alongside color, no color-only meaning).</w:t>
+      </w:r>
+    </w:p>
+    <w:p>
+      <w:pPr>
+        <w:pStyle w:val="Compact"/>
+        <w:numPr>
+          <w:ilvl w:val="1"/>
+          <w:numId w:val="1008"/>
+        </w:numPr>
+      </w:pPr>
+      <w:r>
+        <w:t xml:space="preserve">Text-as-text: all UI strings are real</w:t>
+      </w:r>
+      <w:r>
+        <w:t xml:space="preserve"> </w:t>
+      </w:r>
       <w:r>
         <w:rPr>
           <w:rStyle w:val="VerbatimChar"/>
         </w:rPr>
-        <w:t xml:space="preserve">GradientLibrary</w:t>
-      </w:r>
-      <w:r>
-        <w:t xml:space="preserve"> </w:t>
-      </w:r>
-      <w:r>
-        <w:t xml:space="preserve">presets derive from</w:t>
-      </w:r>
-      <w:r>
-        <w:t xml:space="preserve"> </w:t>
-      </w:r>
-      <w:r>
-        <w:rPr>
-          <w:rStyle w:val="VerbatimChar"/>
-        </w:rPr>
-        <w:t xml:space="preserve">UIPalette</w:t>
-      </w:r>
-      <w:r>
-        <w:t xml:space="preserve"> </w:t>
-      </w:r>
-      <w:r>
-        <w:t xml:space="preserve">tokens only — either directly</w:t>
-      </w:r>
-      <w:r>
-        <w:t xml:space="preserve"> </w:t>
-      </w:r>
-      <w:r>
-        <w:t xml:space="preserve">or via</w:t>
-      </w:r>
-      <w:r>
-        <w:t xml:space="preserve"> </w:t>
-      </w:r>
-      <w:r>
-        <w:rPr>
-          <w:rStyle w:val="VerbatimChar"/>
-        </w:rPr>
-        <w:t xml:space="preserve">Color3:Lerp</w:t>
-      </w:r>
-      <w:r>
-        <w:t xml:space="preserve">. No raw</w:t>
-      </w:r>
-      <w:r>
-        <w:t xml:space="preserve"> </w:t>
-      </w:r>
-      <w:r>
-        <w:rPr>
-          <w:rStyle w:val="VerbatimChar"/>
-        </w:rPr>
-        <w:t xml:space="preserve">Color3.fromRGB</w:t>
-      </w:r>
-      <w:r>
-        <w:t xml:space="preserve"> </w:t>
-      </w:r>
-      <w:r>
-        <w:t xml:space="preserve">in</w:t>
-      </w:r>
-      <w:r>
-        <w:t xml:space="preserve"> </w:t>
-      </w:r>
-      <w:r>
-        <w:rPr>
-          <w:rStyle w:val="VerbatimChar"/>
-        </w:rPr>
-        <w:t xml:space="preserve">GradientLibrary</w:t>
-      </w:r>
-      <w:r>
-        <w:t xml:space="preserve"> </w:t>
-      </w:r>
-      <w:r>
-        <w:t xml:space="preserve">(contract-</w:t>
-      </w:r>
-      <w:r>
-        <w:t xml:space="preserve"> </w:t>
-      </w:r>
-      <w:r>
-        <w:t xml:space="preserve">verified in</w:t>
-      </w:r>
-      <w:r>
-        <w:t xml:space="preserve"> </w:t>
-      </w:r>
-      <w:r>
-        <w:rPr>
-          <w:rStyle w:val="VerbatimChar"/>
-        </w:rPr>
-        <w:t xml:space="preserve">ClientChrome.spec.lua</w:t>
-      </w:r>
-      <w:r>
-        <w:t xml:space="preserve">).</w:t>
-      </w:r>
-      <w:r>
-        <w:t xml:space="preserve"> </w:t>
-      </w:r>
-      <w:r>
-        <w:rPr>
-          <w:rStyle w:val="VerbatimChar"/>
-        </w:rPr>
-        <w:t xml:space="preserve">surfaceMid</w:t>
-      </w:r>
-      <w:r>
-        <w:t xml:space="preserve"> </w:t>
-      </w:r>
-      <w:r>
-        <w:t xml:space="preserve">(26,38,57) promoted to</w:t>
-      </w:r>
-      <w:r>
-        <w:t xml:space="preserve"> </w:t>
-      </w:r>
-      <w:r>
-        <w:rPr>
-          <w:rStyle w:val="VerbatimChar"/>
-        </w:rPr>
-        <w:t xml:space="preserve">UIPalette</w:t>
-      </w:r>
-      <w:r>
-        <w:t xml:space="preserve"> </w:t>
-      </w:r>
-      <w:r>
-        <w:t xml:space="preserve">as a named token. The HUD gradient seam was fixed:</w:t>
-      </w:r>
-      <w:r>
-        <w:t xml:space="preserve"> </w:t>
-      </w:r>
-      <w:r>
-        <w:rPr>
-          <w:rStyle w:val="VerbatimChar"/>
-        </w:rPr>
-        <w:t xml:space="preserve">surface.hud</w:t>
-      </w:r>
-      <w:r>
-        <w:t xml:space="preserve"> </w:t>
-      </w:r>
-      <w:r>
-        <w:t xml:space="preserve">uses</w:t>
-      </w:r>
-      <w:r>
-        <w:t xml:space="preserve"> </w:t>
-      </w:r>
-      <w:r>
-        <w:rPr>
-          <w:rStyle w:val="VerbatimChar"/>
-        </w:rPr>
-        <w:t xml:space="preserve">UI.surface</w:t>
-      </w:r>
-      <w:r>
-        <w:t xml:space="preserve"> </w:t>
-      </w:r>
-      <w:r>
-        <w:t xml:space="preserve">instead of a hardcoded brighter value.</w:t>
+        <w:t xml:space="preserve">TextLabel</w:t>
+      </w:r>
+      <w:r>
+        <w:t xml:space="preserve"> </w:t>
+      </w:r>
+      <w:r>
+        <w:t xml:space="preserve">text (never baked</w:t>
+      </w:r>
+      <w:r>
+        <w:t xml:space="preserve"> </w:t>
+      </w:r>
+      <w:r>
+        <w:t xml:space="preserve">into images), which is a prerequisite for any future engine-level</w:t>
+      </w:r>
+      <w:r>
+        <w:t xml:space="preserve"> </w:t>
+      </w:r>
+      <w:r>
+        <w:t xml:space="preserve">accessibility pass.</w:t>
+      </w:r>
+    </w:p>
+    <w:p>
+      <w:pPr>
+        <w:pStyle w:val="Compact"/>
+        <w:numPr>
+          <w:ilvl w:val="0"/>
+          <w:numId w:val="1007"/>
+        </w:numPr>
+      </w:pPr>
+      <w:r>
+        <w:rPr>
+          <w:b/>
+          <w:bCs/>
+        </w:rPr>
+        <w:t xml:space="preserve">Follow-up:</w:t>
+      </w:r>
+      <w:r>
+        <w:t xml:space="preserve"> </w:t>
+      </w:r>
+      <w:r>
+        <w:t xml:space="preserve">re-evaluate when Roblox ships a scripting accessibility</w:t>
+      </w:r>
+      <w:r>
+        <w:t xml:space="preserve"> </w:t>
+      </w:r>
+      <w:r>
+        <w:t xml:space="preserve">API (track Roblox Creator roadmap / developer forum announcements). No</w:t>
+      </w:r>
+      <w:r>
+        <w:t xml:space="preserve"> </w:t>
+      </w:r>
+      <w:r>
+        <w:t xml:space="preserve">bead is filed — this is a platform dependency, not game code.</w:t>
       </w:r>
     </w:p>
     <w:p>
@@ -11096,15 +11381,15 @@
         </w:pict>
       </w:r>
     </w:p>
-    <w:bookmarkEnd w:id="53"/>
-    <w:bookmarkEnd w:id="54"/>
-    <w:bookmarkStart w:id="58" w:name="X50c9278102492370f69a28af72a6c354c69d1ee"/>
+    <w:bookmarkEnd w:id="50"/>
+    <w:bookmarkEnd w:id="51"/>
+    <w:bookmarkStart w:id="56" w:name="Xe46d10ae4e4854aa9580c3d07a5a19fd28e952b"/>
     <w:p>
       <w:pPr>
         <w:pStyle w:val="Heading2"/>
       </w:pPr>
       <w:r>
-        <w:t xml:space="preserve">11. Desktop Modality (EPIC-44)</w:t>
+        <w:t xml:space="preserve">10. Feedback &amp; Affordance (EPIC-44)</w:t>
       </w:r>
     </w:p>
     <w:p>
@@ -11112,22 +11397,22 @@
         <w:pStyle w:val="FirstParagraph"/>
       </w:pPr>
       <w:r>
-        <w:t xml:space="preserve">Desktop is not scaled-up mobile. It leverages cursor hover, physical keyboard,</w:t>
-      </w:r>
-      <w:r>
-        <w:t xml:space="preserve"> </w:t>
-      </w:r>
-      <w:r>
-        <w:t xml:space="preserve">and screen real estate.</w:t>
-      </w:r>
-    </w:p>
-    <w:bookmarkStart w:id="55" w:name="hover-tooltips-kqbq10kqbq201"/>
+        <w:t xml:space="preserve">Stripe-level UX means nothing ever leaves the player guessing. Every input gets</w:t>
+      </w:r>
+      <w:r>
+        <w:t xml:space="preserve"> </w:t>
+      </w:r>
+      <w:r>
+        <w:t xml:space="preserve">an acknowledgment; every state is visually legible.</w:t>
+      </w:r>
+    </w:p>
+    <w:bookmarkStart w:id="52" w:name="adaptive-ripple-kqbq4"/>
     <w:p>
       <w:pPr>
         <w:pStyle w:val="Heading3"/>
       </w:pPr>
       <w:r>
-        <w:t xml:space="preserve">Hover Tooltips (kqbq.10/kqbq.20.1)</w:t>
+        <w:t xml:space="preserve">Adaptive Ripple (kqbq.4)</w:t>
       </w:r>
     </w:p>
     <w:p>
@@ -11135,23 +11420,29 @@
         <w:pStyle w:val="FirstParagraph"/>
       </w:pPr>
       <w:r>
-        <w:t xml:space="preserve">Action bar buttons show tooltips on hover: name + keyboard shortcut + one-line</w:t>
-      </w:r>
-      <w:r>
-        <w:t xml:space="preserve"> </w:t>
-      </w:r>
-      <w:r>
-        <w:t xml:space="preserve">hint. Tooltips never appear while a panel or minigame owns input.</w:t>
-      </w:r>
-    </w:p>
-    <w:bookmarkEnd w:id="55"/>
-    <w:bookmarkStart w:id="56" w:name="esc-cancel-kqbq122"/>
+        <w:t xml:space="preserve">Button press ripple adapts to button background luminance. On dark buttons</w:t>
+      </w:r>
+      <w:r>
+        <w:t xml:space="preserve"> </w:t>
+      </w:r>
+      <w:r>
+        <w:t xml:space="preserve">(primary, danger) the ripple is light; on light buttons (ghost, secondary) it</w:t>
+      </w:r>
+      <w:r>
+        <w:t xml:space="preserve"> </w:t>
+      </w:r>
+      <w:r>
+        <w:t xml:space="preserve">darkens. The previous hardcoded white ripple was invisible on light backgrounds.</w:t>
+      </w:r>
+    </w:p>
+    <w:bookmarkEnd w:id="52"/>
+    <w:bookmarkStart w:id="53" w:name="disabled-state-recipe-kqbq182"/>
     <w:p>
       <w:pPr>
         <w:pStyle w:val="Heading3"/>
       </w:pPr>
       <w:r>
-        <w:t xml:space="preserve">Esc-Cancel (kqbq.12.2)</w:t>
+        <w:t xml:space="preserve">Disabled State Recipe (kqbq.18.2)</w:t>
       </w:r>
     </w:p>
     <w:p>
@@ -11159,476 +11450,16 @@
         <w:pStyle w:val="FirstParagraph"/>
       </w:pPr>
       <w:r>
-        <w:t xml:space="preserve">Esc closes the current context: panels, prompts, onboarding, and cast overlay.</w:t>
-      </w:r>
-      <w:r>
-        <w:t xml:space="preserve"> </w:t>
-      </w:r>
-      <w:r>
-        <w:t xml:space="preserve">Cast cancel requires server cooperation — the client fires</w:t>
-      </w:r>
-      <w:r>
-        <w:t xml:space="preserve"> </w:t>
-      </w:r>
-      <w:r>
         <w:rPr>
           <w:rStyle w:val="VerbatimChar"/>
         </w:rPr>
-        <w:t xml:space="preserve">Remotes.CancelCast</w:t>
-      </w:r>
-      <w:r>
-        <w:t xml:space="preserve"> </w:t>
-      </w:r>
-      <w:r>
-        <w:t xml:space="preserve">and hides the cast overlay. Client-only cancel would desync the pending 2-6s</w:t>
-      </w:r>
-      <w:r>
-        <w:t xml:space="preserve"> </w:t>
-      </w:r>
-      <w:r>
-        <w:t xml:space="preserve">bite window.</w:t>
-      </w:r>
-    </w:p>
-    <w:bookmarkEnd w:id="56"/>
-    <w:bookmarkStart w:id="57" w:name="ultra-wide-balance-kqbq13-p4"/>
-    <w:p>
-      <w:pPr>
-        <w:pStyle w:val="Heading3"/>
-      </w:pPr>
-      <w:r>
-        <w:t xml:space="preserve">Ultra-Wide Balance (kqbq.13, P4)</w:t>
-      </w:r>
-    </w:p>
-    <w:p>
-      <w:pPr>
-        <w:pStyle w:val="FirstParagraph"/>
-      </w:pPr>
-      <w:r>
-        <w:t xml:space="preserve">On &gt;1920px viewports, the bottom action bar scales button width modestly and</w:t>
-      </w:r>
-      <w:r>
-        <w:t xml:space="preserve"> </w:t>
-      </w:r>
-      <w:r>
-        <w:t xml:space="preserve">caps total bar width at ~40% of viewport. Standard widths remain unchanged</w:t>
-      </w:r>
-      <w:r>
-        <w:t xml:space="preserve"> </w:t>
-      </w:r>
-      <w:r>
-        <w:t xml:space="preserve">below the threshold.</w:t>
-      </w:r>
-    </w:p>
-    <w:p>
-      <w:r>
-        <w:pict>
-          <v:rect style="width:0;height:1.5pt" o:hralign="center" o:hrstd="t" o:hr="t"/>
-        </w:pict>
-      </w:r>
-    </w:p>
-    <w:bookmarkEnd w:id="57"/>
-    <w:bookmarkEnd w:id="58"/>
-    <w:bookmarkStart w:id="62" w:name="X80f5743b1d7dbc2724472da969b7ea562f470c5"/>
-    <w:p>
-      <w:pPr>
-        <w:pStyle w:val="Heading2"/>
-      </w:pPr>
-      <w:r>
-        <w:t xml:space="preserve">12. Mobile Modality (EPIC-44)</w:t>
-      </w:r>
-    </w:p>
-    <w:p>
-      <w:pPr>
-        <w:pStyle w:val="FirstParagraph"/>
-      </w:pPr>
-      <w:r>
-        <w:t xml:space="preserve">Mobile is the dominant Roblox modality. It must feel NATIVE, not ported.</w:t>
-      </w:r>
-      <w:r>
-        <w:t xml:space="preserve"> </w:t>
-      </w:r>
-      <w:r>
-        <w:t xml:space="preserve">44px minimum touch targets (</w:t>
-      </w:r>
-      <w:r>
-        <w:rPr>
-          <w:rStyle w:val="VerbatimChar"/>
-        </w:rPr>
-        <w:t xml:space="preserve">TouchTargets.spec</w:t>
-      </w:r>
-      <w:r>
-        <w:t xml:space="preserve"> </w:t>
-      </w:r>
-      <w:r>
-        <w:t xml:space="preserve">enforced). Landscape phones</w:t>
-      </w:r>
-      <w:r>
-        <w:t xml:space="preserve"> </w:t>
-      </w:r>
-      <w:r>
-        <w:t xml:space="preserve">(~375px height) are the binding constraint.</w:t>
-      </w:r>
-    </w:p>
-    <w:bookmarkStart w:id="59" w:name="scroll-affordance-kqbq8"/>
-    <w:p>
-      <w:pPr>
-        <w:pStyle w:val="Heading3"/>
-      </w:pPr>
-      <w:r>
-        <w:t xml:space="preserve">Scroll Affordance (kqbq.8)</w:t>
-      </w:r>
-    </w:p>
-    <w:p>
-      <w:pPr>
-        <w:pStyle w:val="FirstParagraph"/>
-      </w:pPr>
-      <w:r>
-        <w:t xml:space="preserve">Scrollable action stacks render a fade-edge indicator at the cut-off boundary</w:t>
-      </w:r>
-      <w:r>
-        <w:t xml:space="preserve"> </w:t>
-      </w:r>
-      <w:r>
-        <w:t xml:space="preserve">and a one-time nudge animation on first overflow. This signals scrollability</w:t>
-      </w:r>
-      <w:r>
-        <w:t xml:space="preserve"> </w:t>
-      </w:r>
-      <w:r>
-        <w:t xml:space="preserve">without persistent visual clutter.</w:t>
-      </w:r>
-    </w:p>
-    <w:bookmarkEnd w:id="59"/>
-    <w:bookmarkStart w:id="60" w:name="scrollbar-auto-hide-kqbq9"/>
-    <w:p>
-      <w:pPr>
-        <w:pStyle w:val="Heading3"/>
-      </w:pPr>
-      <w:r>
-        <w:t xml:space="preserve">Scrollbar Auto-Hide (kqbq.9)</w:t>
-      </w:r>
-    </w:p>
-    <w:p>
-      <w:pPr>
-        <w:pStyle w:val="FirstParagraph"/>
-      </w:pPr>
-      <w:r>
-        <w:t xml:space="preserve">6 scrolling frames (shop, collection, inventory, quests, raid targets, action</w:t>
-      </w:r>
-      <w:r>
-        <w:t xml:space="preserve"> </w:t>
-      </w:r>
-      <w:r>
-        <w:t xml:space="preserve">stack) auto-hide their scrollbars after 3s of idle. Scrollbars fade in on</w:t>
-      </w:r>
-      <w:r>
-        <w:t xml:space="preserve"> </w:t>
-      </w:r>
-      <w:r>
-        <w:t xml:space="preserve">scroll, fade out when idle. Eliminates visual clutter on small screens.</w:t>
-      </w:r>
-    </w:p>
-    <w:bookmarkEnd w:id="60"/>
-    <w:bookmarkStart w:id="61" w:name="toast-density-kqbq16"/>
-    <w:p>
-      <w:pPr>
-        <w:pStyle w:val="Heading3"/>
-      </w:pPr>
-      <w:r>
-        <w:t xml:space="preserve">Toast Density (kqbq.16)</w:t>
-      </w:r>
-    </w:p>
-    <w:p>
-      <w:pPr>
-        <w:pStyle w:val="FirstParagraph"/>
-      </w:pPr>
-      <w:r>
-        <w:t xml:space="preserve">Mobile toasts carry a 52px min-height (to fit 44x44 action buttons) and stack</w:t>
-      </w:r>
-      <w:r>
-        <w:t xml:space="preserve"> </w:t>
-      </w:r>
-      <w:r>
-        <w:t xml:space="preserve">up to 3. Compact mobile toast layout: action buttons become icon-only 44x44</w:t>
-      </w:r>
-      <w:r>
-        <w:t xml:space="preserve"> </w:t>
-      </w:r>
-      <w:r>
-        <w:t xml:space="preserve">inline-right (touch-target preserved on both axes; label is the button glyph),</w:t>
-      </w:r>
-      <w:r>
-        <w:t xml:space="preserve"> </w:t>
-      </w:r>
-      <w:r>
-        <w:t xml:space="preserve">the message text narrows to clear the buttons, and a 1Hz viewport poll scales</w:t>
-      </w:r>
-      <w:r>
-        <w:t xml:space="preserve"> </w:t>
-      </w:r>
-      <w:r>
-        <w:t xml:space="preserve">the visible cap so the stack stays under ~30% of viewport height (clamped</w:t>
-      </w:r>
-      <w:r>
-        <w:t xml:space="preserve"> </w:t>
-      </w:r>
-      <w:r>
-        <w:t xml:space="preserve">1..3). A small</w:t>
-      </w:r>
-      <w:r>
-        <w:t xml:space="preserve"> </w:t>
-      </w:r>
-      <w:r>
-        <w:rPr>
-          <w:rStyle w:val="VerbatimChar"/>
-        </w:rPr>
-        <w:t xml:space="preserve">+N more</w:t>
-      </w:r>
-      <w:r>
-        <w:t xml:space="preserve"> </w:t>
-      </w:r>
-      <w:r>
-        <w:t xml:space="preserve">overflow chip under the stack reports the queued</w:t>
-      </w:r>
-      <w:r>
-        <w:t xml:space="preserve"> </w:t>
-      </w:r>
-      <w:r>
-        <w:t xml:space="preserve">backlog on mobile, refreshed on every enqueue/drain. Desktop is unchanged.</w:t>
-      </w:r>
-    </w:p>
-    <w:p>
-      <w:r>
-        <w:pict>
-          <v:rect style="width:0;height:1.5pt" o:hralign="center" o:hrstd="t" o:hr="t"/>
-        </w:pict>
-      </w:r>
-    </w:p>
-    <w:bookmarkEnd w:id="61"/>
-    <w:bookmarkEnd w:id="62"/>
-    <w:bookmarkStart w:id="66" w:name="X8aa47fe9b5f5f4aa7b6d06867ef3a0674678d51"/>
-    <w:p>
-      <w:pPr>
-        <w:pStyle w:val="Heading2"/>
-      </w:pPr>
-      <w:r>
-        <w:t xml:space="preserve">13. Minigame Visual Language (EPIC-44)</w:t>
-      </w:r>
-    </w:p>
-    <w:p>
-      <w:pPr>
-        <w:pStyle w:val="FirstParagraph"/>
-      </w:pPr>
-      <w:r>
-        <w:t xml:space="preserve">The three minigames (cast, bite, raid) share one visual language. A player</w:t>
-      </w:r>
-      <w:r>
-        <w:t xml:space="preserve"> </w:t>
-      </w:r>
-      <w:r>
-        <w:t xml:space="preserve">moving from cast to bite to raid should need zero re-learning.</w:t>
-      </w:r>
-    </w:p>
-    <w:bookmarkStart w:id="63" w:name="zone-vocabulary-kqbq191"/>
-    <w:p>
-      <w:pPr>
-        <w:pStyle w:val="Heading3"/>
-      </w:pPr>
-      <w:r>
-        <w:t xml:space="preserve">Zone Vocabulary (kqbq.19.1)</w:t>
-      </w:r>
-    </w:p>
-    <w:p>
-      <w:pPr>
-        <w:pStyle w:val="Compact"/>
-        <w:numPr>
-          <w:ilvl w:val="0"/>
-          <w:numId w:val="1008"/>
-        </w:numPr>
-      </w:pPr>
-      <w:r>
-        <w:rPr>
-          <w:b/>
-          <w:bCs/>
-        </w:rPr>
-        <w:t xml:space="preserve">Good band</w:t>
-      </w:r>
-      <w:r>
-        <w:t xml:space="preserve">: wide, forgiving zone (accent-soft color).</w:t>
-      </w:r>
-    </w:p>
-    <w:p>
-      <w:pPr>
-        <w:pStyle w:val="Compact"/>
-        <w:numPr>
-          <w:ilvl w:val="0"/>
-          <w:numId w:val="1008"/>
-        </w:numPr>
-      </w:pPr>
-      <w:r>
-        <w:rPr>
-          <w:b/>
-          <w:bCs/>
-        </w:rPr>
-        <w:t xml:space="preserve">Perfect bullseye</w:t>
-      </w:r>
-      <w:r>
-        <w:t xml:space="preserve">: narrow, high-reward zone (accent or rarity color).</w:t>
-      </w:r>
-    </w:p>
-    <w:p>
-      <w:pPr>
-        <w:pStyle w:val="Compact"/>
-        <w:numPr>
-          <w:ilvl w:val="0"/>
-          <w:numId w:val="1008"/>
-        </w:numPr>
-      </w:pPr>
-      <w:r>
-        <w:rPr>
-          <w:b/>
-          <w:bCs/>
-        </w:rPr>
-        <w:t xml:space="preserve">Marker</w:t>
-      </w:r>
-      <w:r>
-        <w:t xml:space="preserve">: moving indicator (white, 18px glow at 0.50 transparency — kqbq.6).</w:t>
-      </w:r>
-    </w:p>
-    <w:p>
-      <w:pPr>
-        <w:pStyle w:val="Compact"/>
-        <w:numPr>
-          <w:ilvl w:val="0"/>
-          <w:numId w:val="1008"/>
-        </w:numPr>
-      </w:pPr>
-      <w:r>
-        <w:rPr>
-          <w:b/>
-          <w:bCs/>
-        </w:rPr>
-        <w:t xml:space="preserve">Track</w:t>
-      </w:r>
-      <w:r>
-        <w:t xml:space="preserve">: dark surface with subtle stroke.</w:t>
-      </w:r>
-    </w:p>
-    <w:bookmarkEnd w:id="63"/>
-    <w:bookmarkStart w:id="64" w:name="labels-kqbq7"/>
-    <w:p>
-      <w:pPr>
-        <w:pStyle w:val="Heading3"/>
-      </w:pPr>
-      <w:r>
-        <w:t xml:space="preserve">Labels (kqbq.7)</w:t>
-      </w:r>
-    </w:p>
-    <w:p>
-      <w:pPr>
-        <w:pStyle w:val="FirstParagraph"/>
-      </w:pPr>
-      <w:r>
-        <w:t xml:space="preserve">Cast overlay shows PERFECT / GOOD micro-labels on the zone bands. Progressive</w:t>
-      </w:r>
-      <w:r>
-        <w:t xml:space="preserve"> </w:t>
-      </w:r>
-      <w:r>
-        <w:t xml:space="preserve">disclosure: labels appear subtly on first cast, fade on repeated casts. Luck</w:t>
-      </w:r>
-      <w:r>
-        <w:t xml:space="preserve"> </w:t>
-      </w:r>
-      <w:r>
-        <w:t xml:space="preserve">bonus values shown as subtitle:</w:t>
-      </w:r>
-      <w:r>
-        <w:t xml:space="preserve"> </w:t>
-      </w:r>
-      <w:r>
-        <w:rPr>
-          <w:rStyle w:val="VerbatimChar"/>
-        </w:rPr>
-        <w:t xml:space="preserve">PERFECT +25 LUCK  GOOD +12 LUCK</w:t>
-      </w:r>
-      <w:r>
-        <w:t xml:space="preserve">.</w:t>
-      </w:r>
-    </w:p>
-    <w:bookmarkEnd w:id="64"/>
-    <w:bookmarkStart w:id="65" w:name="marker-sweep-kqbq191"/>
-    <w:p>
-      <w:pPr>
-        <w:pStyle w:val="Heading3"/>
-      </w:pPr>
-      <w:r>
-        <w:t xml:space="preserve">Marker Sweep (kqbq.19.1)</w:t>
-      </w:r>
-    </w:p>
-    <w:p>
-      <w:pPr>
-        <w:pStyle w:val="FirstParagraph"/>
-      </w:pPr>
-      <w:r>
-        <w:t xml:space="preserve">Bite and raid markers use</w:t>
-      </w:r>
-      <w:r>
-        <w:t xml:space="preserve"> </w:t>
-      </w:r>
-      <w:r>
-        <w:rPr>
-          <w:rStyle w:val="VerbatimChar"/>
-        </w:rPr>
-        <w:t xml:space="preserve">os.clock</w:t>
-      </w:r>
-      <w:r>
-        <w:t xml:space="preserve">-based ping-pong triangular wave (not linear</w:t>
-      </w:r>
-      <w:r>
-        <w:t xml:space="preserve"> </w:t>
-      </w:r>
-      <w:r>
-        <w:rPr>
-          <w:rStyle w:val="VerbatimChar"/>
-        </w:rPr>
-        <w:t xml:space="preserve">TweenService</w:t>
-      </w:r>
-      <w:r>
-        <w:t xml:space="preserve">). Sweep period ~1.7s for raid. Both minigames use the same timing</w:t>
-      </w:r>
-      <w:r>
-        <w:t xml:space="preserve"> </w:t>
-      </w:r>
-      <w:r>
-        <w:t xml:space="preserve">language.</w:t>
-      </w:r>
-    </w:p>
-    <w:p>
-      <w:r>
-        <w:pict>
-          <v:rect style="width:0;height:1.5pt" o:hralign="center" o:hrstd="t" o:hr="t"/>
-        </w:pict>
-      </w:r>
-    </w:p>
-    <w:bookmarkEnd w:id="65"/>
-    <w:bookmarkEnd w:id="66"/>
-    <w:bookmarkStart w:id="69" w:name="X237d0c1e6644a2baa0677962f0179c57732b815"/>
-    <w:p>
-      <w:pPr>
-        <w:pStyle w:val="Heading2"/>
-      </w:pPr>
-      <w:r>
-        <w:t xml:space="preserve">14. Best Practices</w:t>
-      </w:r>
-    </w:p>
-    <w:bookmarkStart w:id="67" w:name="do"/>
-    <w:p>
-      <w:pPr>
-        <w:pStyle w:val="Heading3"/>
-      </w:pPr>
-      <w:r>
-        <w:t xml:space="preserve">Do</w:t>
+        <w:t xml:space="preserve">setButtonEnabled(button, false)</w:t>
+      </w:r>
+      <w:r>
+        <w:t xml:space="preserve"> </w:t>
+      </w:r>
+      <w:r>
+        <w:t xml:space="preserve">applies a uniform disabled treatment:</w:t>
       </w:r>
     </w:p>
     <w:p>
@@ -11641,90 +11472,9 @@
       </w:pPr>
       <w:r>
         <w:rPr>
-          <w:b/>
-          <w:bCs/>
-        </w:rPr>
-        <w:t xml:space="preserve">Use</w:t>
-      </w:r>
-      <w:r>
-        <w:rPr>
-          <w:b/>
-          <w:bCs/>
-        </w:rPr>
-        <w:t xml:space="preserve"> </w:t>
-      </w:r>
-      <w:r>
-        <w:rPr>
           <w:rStyle w:val="VerbatimChar"/>
-          <w:b/>
-          <w:bCs/>
-        </w:rPr>
-        <w:t xml:space="preserve">Theme.*</w:t>
-      </w:r>
-      <w:r>
-        <w:rPr>
-          <w:b/>
-          <w:bCs/>
-        </w:rPr>
-        <w:t xml:space="preserve"> </w:t>
-      </w:r>
-      <w:r>
-        <w:rPr>
-          <w:b/>
-          <w:bCs/>
-        </w:rPr>
-        <w:t xml:space="preserve">tokens</w:t>
-      </w:r>
-      <w:r>
-        <w:t xml:space="preserve"> </w:t>
-      </w:r>
-      <w:r>
-        <w:t xml:space="preserve">for all new UI code — never hardcode</w:t>
-      </w:r>
-      <w:r>
-        <w:t xml:space="preserve"> </w:t>
-      </w:r>
-      <w:r>
-        <w:rPr>
-          <w:rStyle w:val="VerbatimChar"/>
-        </w:rPr>
-        <w:t xml:space="preserve">Color3.fromRGB()</w:t>
-      </w:r>
-      <w:r>
-        <w:t xml:space="preserve"> </w:t>
-      </w:r>
-      <w:r>
-        <w:t xml:space="preserve">values outside the</w:t>
-      </w:r>
-      <w:r>
-        <w:t xml:space="preserve"> </w:t>
-      </w:r>
-      <w:r>
-        <w:rPr>
-          <w:rStyle w:val="VerbatimChar"/>
-        </w:rPr>
-        <w:t xml:space="preserve">UIPalette</w:t>
-      </w:r>
-      <w:r>
-        <w:t xml:space="preserve"> </w:t>
-      </w:r>
-      <w:r>
-        <w:t xml:space="preserve">definition and</w:t>
-      </w:r>
-      <w:r>
-        <w:t xml:space="preserve"> </w:t>
-      </w:r>
-      <w:r>
-        <w:rPr>
-          <w:rStyle w:val="VerbatimChar"/>
-        </w:rPr>
-        <w:t xml:space="preserve">Theme</w:t>
-      </w:r>
-      <w:r>
-        <w:t xml:space="preserve"> </w:t>
-      </w:r>
-      <w:r>
-        <w:t xml:space="preserve">constructor.</w:t>
+        </w:rPr>
+        <w:t xml:space="preserve">Active = false</w:t>
       </w:r>
     </w:p>
     <w:p>
@@ -11737,31 +11487,24 @@
       </w:pPr>
       <w:r>
         <w:rPr>
-          <w:b/>
-          <w:bCs/>
-        </w:rPr>
-        <w:t xml:space="preserve">Use</w:t>
-      </w:r>
-      <w:r>
-        <w:rPr>
-          <w:b/>
-          <w:bCs/>
-        </w:rPr>
-        <w:t xml:space="preserve"> </w:t>
-      </w:r>
-      <w:r>
-        <w:rPr>
           <w:rStyle w:val="VerbatimChar"/>
-          <w:b/>
-          <w:bCs/>
-        </w:rPr>
-        <w:t xml:space="preserve">Theme.spacing.*</w:t>
-      </w:r>
-      <w:r>
-        <w:t xml:space="preserve"> </w:t>
-      </w:r>
-      <w:r>
-        <w:t xml:space="preserve">for all padding, margins, and gaps.</w:t>
+        </w:rPr>
+        <w:t xml:space="preserve">TextColor3</w:t>
+      </w:r>
+      <w:r>
+        <w:t xml:space="preserve"> </w:t>
+      </w:r>
+      <w:r>
+        <w:t xml:space="preserve">→</w:t>
+      </w:r>
+      <w:r>
+        <w:t xml:space="preserve"> </w:t>
+      </w:r>
+      <w:r>
+        <w:rPr>
+          <w:rStyle w:val="VerbatimChar"/>
+        </w:rPr>
+        <w:t xml:space="preserve">text.tertiary</w:t>
       </w:r>
     </w:p>
     <w:p>
@@ -11774,482 +11517,69 @@
       </w:pPr>
       <w:r>
         <w:rPr>
-          <w:b/>
-          <w:bCs/>
-        </w:rPr>
-        <w:t xml:space="preserve">Use</w:t>
-      </w:r>
-      <w:r>
-        <w:rPr>
-          <w:b/>
-          <w:bCs/>
-        </w:rPr>
-        <w:t xml:space="preserve"> </w:t>
-      </w:r>
-      <w:r>
-        <w:rPr>
           <w:rStyle w:val="VerbatimChar"/>
-          <w:b/>
-          <w:bCs/>
-        </w:rPr>
-        <w:t xml:space="preserve">Theme.type.sizes.*</w:t>
-      </w:r>
-      <w:r>
-        <w:rPr>
-          <w:b/>
-          <w:bCs/>
-        </w:rPr>
-        <w:t xml:space="preserve"> </w:t>
-      </w:r>
-      <w:r>
-        <w:rPr>
-          <w:b/>
-          <w:bCs/>
-        </w:rPr>
-        <w:t xml:space="preserve">and</w:t>
-      </w:r>
-      <w:r>
-        <w:rPr>
-          <w:b/>
-          <w:bCs/>
-        </w:rPr>
-        <w:t xml:space="preserve"> </w:t>
+        </w:rPr>
+        <w:t xml:space="preserve">BackgroundColor3</w:t>
+      </w:r>
+      <w:r>
+        <w:t xml:space="preserve"> </w:t>
+      </w:r>
+      <w:r>
+        <w:t xml:space="preserve">→ semantic disabled bg (</w:t>
       </w:r>
       <w:r>
         <w:rPr>
           <w:rStyle w:val="VerbatimChar"/>
-          <w:b/>
-          <w:bCs/>
-        </w:rPr>
-        <w:t xml:space="preserve">Theme.type.fonts.*</w:t>
-      </w:r>
-      <w:r>
-        <w:t xml:space="preserve"> </w:t>
-      </w:r>
-      <w:r>
-        <w:t xml:space="preserve">for all text.</w:t>
-      </w:r>
-    </w:p>
-    <w:p>
-      <w:pPr>
-        <w:pStyle w:val="Compact"/>
-        <w:numPr>
-          <w:ilvl w:val="0"/>
-          <w:numId w:val="1009"/>
-        </w:numPr>
-      </w:pPr>
-      <w:r>
-        <w:rPr>
-          <w:b/>
-          <w:bCs/>
-        </w:rPr>
-        <w:t xml:space="preserve">Use</w:t>
-      </w:r>
-      <w:r>
-        <w:rPr>
-          <w:b/>
-          <w:bCs/>
-        </w:rPr>
+        </w:rPr>
+        <w:t xml:space="preserve">surface.elevated</w:t>
+      </w:r>
+      <w:r>
+        <w:t xml:space="preserve"> </w:t>
+      </w:r>
+      <w:r>
+        <w:t xml:space="preserve">or</w:t>
+      </w:r>
+      <w:r>
         <w:t xml:space="preserve"> </w:t>
       </w:r>
       <w:r>
         <w:rPr>
           <w:rStyle w:val="VerbatimChar"/>
-          <w:b/>
-          <w:bCs/>
-        </w:rPr>
-        <w:t xml:space="preserve">Theme.corners.*</w:t>
-      </w:r>
-      <w:r>
-        <w:t xml:space="preserve"> </w:t>
-      </w:r>
-      <w:r>
-        <w:t xml:space="preserve">for all corner radii — avoid literal numbers.</w:t>
-      </w:r>
-    </w:p>
-    <w:p>
-      <w:pPr>
-        <w:pStyle w:val="Compact"/>
-        <w:numPr>
-          <w:ilvl w:val="0"/>
-          <w:numId w:val="1009"/>
-        </w:numPr>
-      </w:pPr>
-      <w:r>
-        <w:rPr>
-          <w:b/>
-          <w:bCs/>
-        </w:rPr>
-        <w:t xml:space="preserve">Use</w:t>
-      </w:r>
-      <w:r>
-        <w:rPr>
-          <w:b/>
-          <w:bCs/>
-        </w:rPr>
-        <w:t xml:space="preserve"> </w:t>
-      </w:r>
-      <w:r>
-        <w:rPr>
-          <w:rStyle w:val="VerbatimChar"/>
-          <w:b/>
-          <w:bCs/>
-        </w:rPr>
-        <w:t xml:space="preserve">makeButton(parent, { Variant = "...", ... })</w:t>
-      </w:r>
-      <w:r>
-        <w:t xml:space="preserve"> </w:t>
-      </w:r>
-      <w:r>
-        <w:t xml:space="preserve">for all buttons.</w:t>
-      </w:r>
-    </w:p>
-    <w:p>
-      <w:pPr>
-        <w:pStyle w:val="Compact"/>
-        <w:numPr>
-          <w:ilvl w:val="0"/>
-          <w:numId w:val="1009"/>
-        </w:numPr>
-      </w:pPr>
-      <w:r>
-        <w:rPr>
-          <w:b/>
-          <w:bCs/>
-        </w:rPr>
-        <w:t xml:space="preserve">Apply gradients via</w:t>
-      </w:r>
-      <w:r>
-        <w:rPr>
-          <w:b/>
-          <w:bCs/>
-        </w:rPr>
-        <w:t xml:space="preserve"> </w:t>
-      </w:r>
-      <w:r>
-        <w:rPr>
-          <w:rStyle w:val="VerbatimChar"/>
-          <w:b/>
-          <w:bCs/>
-        </w:rPr>
-        <w:t xml:space="preserve">Gradients.apply(el, "category.name")</w:t>
-      </w:r>
-      <w:r>
-        <w:t xml:space="preserve"> </w:t>
-      </w:r>
-      <w:r>
-        <w:t xml:space="preserve">— never</w:t>
-      </w:r>
-      <w:r>
-        <w:t xml:space="preserve"> </w:t>
-      </w:r>
-      <w:r>
-        <w:t xml:space="preserve">hand-create</w:t>
-      </w:r>
-      <w:r>
-        <w:t xml:space="preserve"> </w:t>
-      </w:r>
-      <w:r>
-        <w:rPr>
-          <w:rStyle w:val="VerbatimChar"/>
-        </w:rPr>
-        <w:t xml:space="preserve">UIGradient</w:t>
-      </w:r>
-      <w:r>
-        <w:t xml:space="preserve"> </w:t>
-      </w:r>
-      <w:r>
-        <w:t xml:space="preserve">instances inline.</w:t>
-      </w:r>
-    </w:p>
-    <w:p>
-      <w:pPr>
-        <w:pStyle w:val="Compact"/>
-        <w:numPr>
-          <w:ilvl w:val="0"/>
-          <w:numId w:val="1009"/>
-        </w:numPr>
-      </w:pPr>
-      <w:r>
-        <w:rPr>
-          <w:b/>
-          <w:bCs/>
-        </w:rPr>
-        <w:t xml:space="preserve">Animate panels via</w:t>
-      </w:r>
-      <w:r>
-        <w:rPr>
-          <w:b/>
-          <w:bCs/>
-        </w:rPr>
-        <w:t xml:space="preserve"> </w:t>
-      </w:r>
-      <w:r>
-        <w:rPr>
-          <w:rStyle w:val="VerbatimChar"/>
-          <w:b/>
-          <w:bCs/>
-        </w:rPr>
-        <w:t xml:space="preserve">PanelAnimation</w:t>
-      </w:r>
-      <w:r>
-        <w:t xml:space="preserve"> </w:t>
-      </w:r>
-      <w:r>
-        <w:t xml:space="preserve">— don't hand-roll fade/scale tweens.</w:t>
-      </w:r>
-    </w:p>
-    <w:p>
-      <w:pPr>
-        <w:pStyle w:val="Compact"/>
-        <w:numPr>
-          <w:ilvl w:val="0"/>
-          <w:numId w:val="1009"/>
-        </w:numPr>
-      </w:pPr>
-      <w:r>
-        <w:rPr>
-          <w:b/>
-          <w:bCs/>
-        </w:rPr>
-        <w:t xml:space="preserve">Use</w:t>
-      </w:r>
-      <w:r>
-        <w:rPr>
-          <w:b/>
-          <w:bCs/>
-        </w:rPr>
-        <w:t xml:space="preserve"> </w:t>
-      </w:r>
-      <w:r>
-        <w:rPr>
-          <w:rStyle w:val="VerbatimChar"/>
-          <w:b/>
-          <w:bCs/>
-        </w:rPr>
-        <w:t xml:space="preserve">EASE_OUT</w:t>
-      </w:r>
-      <w:r>
-        <w:rPr>
-          <w:b/>
-          <w:bCs/>
-        </w:rPr>
-        <w:t xml:space="preserve"> </w:t>
-      </w:r>
-      <w:r>
-        <w:rPr>
-          <w:b/>
-          <w:bCs/>
-        </w:rPr>
-        <w:t xml:space="preserve">for entries,</w:t>
-      </w:r>
-      <w:r>
-        <w:rPr>
-          <w:b/>
-          <w:bCs/>
-        </w:rPr>
-        <w:t xml:space="preserve"> </w:t>
-      </w:r>
-      <w:r>
-        <w:rPr>
-          <w:rStyle w:val="VerbatimChar"/>
-          <w:b/>
-          <w:bCs/>
-        </w:rPr>
-        <w:t xml:space="preserve">EASE_IN</w:t>
-      </w:r>
-      <w:r>
-        <w:rPr>
-          <w:b/>
-          <w:bCs/>
-        </w:rPr>
-        <w:t xml:space="preserve"> </w:t>
-      </w:r>
-      <w:r>
-        <w:rPr>
-          <w:b/>
-          <w:bCs/>
-        </w:rPr>
-        <w:t xml:space="preserve">for exits,</w:t>
-      </w:r>
-      <w:r>
-        <w:rPr>
-          <w:b/>
-          <w:bCs/>
-        </w:rPr>
-        <w:t xml:space="preserve"> </w:t>
-      </w:r>
-      <w:r>
-        <w:rPr>
-          <w:rStyle w:val="VerbatimChar"/>
-          <w:b/>
-          <w:bCs/>
-        </w:rPr>
-        <w:t xml:space="preserve">EASE_POP</w:t>
-      </w:r>
-      <w:r>
-        <w:rPr>
-          <w:b/>
-          <w:bCs/>
-        </w:rPr>
-        <w:t xml:space="preserve"> </w:t>
-      </w:r>
-      <w:r>
-        <w:rPr>
-          <w:b/>
-          <w:bCs/>
-        </w:rPr>
-        <w:t xml:space="preserve">for bounces,</w:t>
-      </w:r>
-      <w:r>
-        <w:rPr>
-          <w:b/>
-          <w:bCs/>
-        </w:rPr>
-        <w:t xml:space="preserve"> </w:t>
-      </w:r>
-      <w:r>
-        <w:rPr>
-          <w:rStyle w:val="VerbatimChar"/>
-          <w:b/>
-          <w:bCs/>
-        </w:rPr>
-        <w:t xml:space="preserve">EASE_PRESS</w:t>
-      </w:r>
-      <w:r>
-        <w:rPr>
-          <w:b/>
-          <w:bCs/>
-        </w:rPr>
-        <w:t xml:space="preserve"> </w:t>
-      </w:r>
-      <w:r>
-        <w:rPr>
-          <w:b/>
-          <w:bCs/>
-        </w:rPr>
-        <w:t xml:space="preserve">for press,</w:t>
-      </w:r>
-      <w:r>
-        <w:rPr>
-          <w:b/>
-          <w:bCs/>
-        </w:rPr>
-        <w:t xml:space="preserve"> </w:t>
-      </w:r>
-      <w:r>
-        <w:rPr>
-          <w:rStyle w:val="VerbatimChar"/>
-          <w:b/>
-          <w:bCs/>
-        </w:rPr>
-        <w:t xml:space="preserve">EASE_HOVER</w:t>
-      </w:r>
-      <w:r>
-        <w:rPr>
-          <w:b/>
-          <w:bCs/>
-        </w:rPr>
-        <w:t xml:space="preserve"> </w:t>
-      </w:r>
-      <w:r>
-        <w:rPr>
-          <w:b/>
-          <w:bCs/>
-        </w:rPr>
-        <w:t xml:space="preserve">for hover,</w:t>
-      </w:r>
-      <w:r>
-        <w:rPr>
-          <w:b/>
-          <w:bCs/>
-        </w:rPr>
-        <w:t xml:space="preserve"> </w:t>
-      </w:r>
-      <w:r>
-        <w:rPr>
-          <w:rStyle w:val="VerbatimChar"/>
-          <w:b/>
-          <w:bCs/>
-        </w:rPr>
-        <w:t xml:space="preserve">EASE_RIPPLE</w:t>
-      </w:r>
-      <w:r>
-        <w:rPr>
-          <w:b/>
-          <w:bCs/>
-        </w:rPr>
-        <w:t xml:space="preserve"> </w:t>
-      </w:r>
-      <w:r>
-        <w:rPr>
-          <w:b/>
-          <w:bCs/>
-        </w:rPr>
-        <w:t xml:space="preserve">for ripples.</w:t>
-      </w:r>
-    </w:p>
-    <w:p>
-      <w:pPr>
-        <w:pStyle w:val="Compact"/>
-        <w:numPr>
-          <w:ilvl w:val="0"/>
-          <w:numId w:val="1009"/>
-        </w:numPr>
-      </w:pPr>
-      <w:r>
-        <w:rPr>
-          <w:b/>
-          <w:bCs/>
-        </w:rPr>
-        <w:t xml:space="preserve">Ensure every new interactive element meets 44px touch target on mobile.</w:t>
-      </w:r>
-    </w:p>
-    <w:p>
-      <w:pPr>
-        <w:pStyle w:val="Compact"/>
-        <w:numPr>
-          <w:ilvl w:val="0"/>
-          <w:numId w:val="1009"/>
-        </w:numPr>
-      </w:pPr>
-      <w:r>
-        <w:rPr>
-          <w:b/>
-          <w:bCs/>
-        </w:rPr>
-        <w:t xml:space="preserve">Verify new text/surface color pairs pass WCAG AA</w:t>
-      </w:r>
-      <w:r>
-        <w:t xml:space="preserve"> </w:t>
-      </w:r>
-      <w:r>
-        <w:t xml:space="preserve">by adding cases to</w:t>
-      </w:r>
-      <w:r>
-        <w:t xml:space="preserve"> </w:t>
-      </w:r>
-      <w:r>
-        <w:rPr>
-          <w:rStyle w:val="VerbatimChar"/>
-        </w:rPr>
-        <w:t xml:space="preserve">Contrast.spec.lua</w:t>
-      </w:r>
-      <w:r>
-        <w:t xml:space="preserve"> </w:t>
-      </w:r>
-      <w:r>
-        <w:t xml:space="preserve">if introducing a new surface or text color.</w:t>
-      </w:r>
-    </w:p>
-    <w:bookmarkEnd w:id="67"/>
-    <w:bookmarkStart w:id="68" w:name="dont"/>
+        </w:rPr>
+        <w:t xml:space="preserve">status.disabled</w:t>
+      </w:r>
+      <w:r>
+        <w:t xml:space="preserve">)</w:t>
+      </w:r>
+    </w:p>
+    <w:p>
+      <w:pPr>
+        <w:pStyle w:val="FirstParagraph"/>
+      </w:pPr>
+      <w:r>
+        <w:t xml:space="preserve">Applied to: inventory debounce, raid opt-in debounce, claim button (DataStore</w:t>
+      </w:r>
+      <w:r>
+        <w:t xml:space="preserve"> </w:t>
+      </w:r>
+      <w:r>
+        <w:t xml:space="preserve">unhealthy), lock RECHARGE. Shop OWNED/LOCKED/unaffordable already have distinct</w:t>
+      </w:r>
+      <w:r>
+        <w:t xml:space="preserve"> </w:t>
+      </w:r>
+      <w:r>
+        <w:t xml:space="preserve">visuals (harborheist-cl05).</w:t>
+      </w:r>
+    </w:p>
+    <w:bookmarkEnd w:id="53"/>
+    <w:bookmarkStart w:id="54" w:name="toast-system-kqbq5kqbq183"/>
     <w:p>
       <w:pPr>
         <w:pStyle w:val="Heading3"/>
       </w:pPr>
       <w:r>
-        <w:t xml:space="preserve">Don't</w:t>
+        <w:t xml:space="preserve">Toast System (kqbq.5/kqbq.18.3)</w:t>
       </w:r>
     </w:p>
     <w:p>
@@ -12265,102 +11595,16 @@
           <w:b/>
           <w:bCs/>
         </w:rPr>
-        <w:t xml:space="preserve">Don't hardcode</w:t>
-      </w:r>
-      <w:r>
-        <w:rPr>
-          <w:b/>
-          <w:bCs/>
-        </w:rPr>
-        <w:t xml:space="preserve"> </w:t>
-      </w:r>
-      <w:r>
-        <w:rPr>
-          <w:rStyle w:val="VerbatimChar"/>
-          <w:b/>
-          <w:bCs/>
-        </w:rPr>
-        <w:t xml:space="preserve">Color3.fromRGB()</w:t>
-      </w:r>
-      <w:r>
-        <w:rPr>
-          <w:b/>
-          <w:bCs/>
-        </w:rPr>
-        <w:t xml:space="preserve"> </w:t>
-      </w:r>
-      <w:r>
-        <w:rPr>
-          <w:b/>
-          <w:bCs/>
-        </w:rPr>
-        <w:t xml:space="preserve">values</w:t>
-      </w:r>
-      <w:r>
-        <w:t xml:space="preserve"> </w:t>
-      </w:r>
-      <w:r>
-        <w:t xml:space="preserve">elsewhere than</w:t>
-      </w:r>
-      <w:r>
-        <w:t xml:space="preserve"> </w:t>
-      </w:r>
-      <w:r>
-        <w:rPr>
-          <w:rStyle w:val="VerbatimChar"/>
-        </w:rPr>
-        <w:t xml:space="preserve">UIPalette</w:t>
-      </w:r>
-      <w:r>
-        <w:t xml:space="preserve"> </w:t>
-      </w:r>
-      <w:r>
-        <w:t xml:space="preserve">and</w:t>
-      </w:r>
-      <w:r>
-        <w:t xml:space="preserve"> </w:t>
-      </w:r>
-      <w:r>
-        <w:rPr>
-          <w:rStyle w:val="VerbatimChar"/>
-        </w:rPr>
-        <w:t xml:space="preserve">Theme</w:t>
-      </w:r>
-      <w:r>
-        <w:t xml:space="preserve">. If you need a new color, add it to</w:t>
-      </w:r>
-      <w:r>
-        <w:t xml:space="preserve"> </w:t>
-      </w:r>
-      <w:r>
-        <w:rPr>
-          <w:rStyle w:val="VerbatimChar"/>
-        </w:rPr>
-        <w:t xml:space="preserve">UIPalette.colors</w:t>
-      </w:r>
-      <w:r>
-        <w:t xml:space="preserve"> </w:t>
-      </w:r>
-      <w:r>
-        <w:t xml:space="preserve">and reference</w:t>
-      </w:r>
-      <w:r>
-        <w:t xml:space="preserve"> </w:t>
-      </w:r>
-      <w:r>
-        <w:t xml:space="preserve">it via</w:t>
-      </w:r>
-      <w:r>
-        <w:t xml:space="preserve"> </w:t>
-      </w:r>
-      <w:r>
-        <w:rPr>
-          <w:rStyle w:val="VerbatimChar"/>
-        </w:rPr>
-        <w:t xml:space="preserve">Theme.color.*</w:t>
-      </w:r>
-      <w:r>
-        <w:t xml:space="preserve">.</w:t>
+        <w:t xml:space="preserve">Accent bar</w:t>
+      </w:r>
+      <w:r>
+        <w:t xml:space="preserve">: 6px left bar colored by category (good/bad/warn/quest) with a</w:t>
+      </w:r>
+      <w:r>
+        <w:t xml:space="preserve"> </w:t>
+      </w:r>
+      <w:r>
+        <w:t xml:space="preserve">soft category glow frame.</w:t>
       </w:r>
     </w:p>
     <w:p>
@@ -12376,94 +11620,10 @@
           <w:b/>
           <w:bCs/>
         </w:rPr>
-        <w:t xml:space="preserve">Don't duplicate palette values</w:t>
-      </w:r>
-      <w:r>
-        <w:t xml:space="preserve"> </w:t>
-      </w:r>
-      <w:r>
-        <w:t xml:space="preserve">—</w:t>
-      </w:r>
-      <w:r>
-        <w:t xml:space="preserve"> </w:t>
-      </w:r>
-      <w:r>
-        <w:rPr>
-          <w:rStyle w:val="VerbatimChar"/>
-        </w:rPr>
-        <w:t xml:space="preserve">UIPalette</w:t>
-      </w:r>
-      <w:r>
-        <w:t xml:space="preserve"> </w:t>
-      </w:r>
-      <w:r>
-        <w:t xml:space="preserve">is the single source of truth.</w:t>
-      </w:r>
-      <w:r>
-        <w:t xml:space="preserve"> </w:t>
-      </w:r>
-      <w:r>
-        <w:t xml:space="preserve">Both</w:t>
-      </w:r>
-      <w:r>
-        <w:t xml:space="preserve"> </w:t>
-      </w:r>
-      <w:r>
-        <w:rPr>
-          <w:rStyle w:val="VerbatimChar"/>
-        </w:rPr>
-        <w:t xml:space="preserve">init.client.lua</w:t>
-      </w:r>
-      <w:r>
-        <w:t xml:space="preserve">'s</w:t>
-      </w:r>
-      <w:r>
-        <w:t xml:space="preserve"> </w:t>
-      </w:r>
-      <w:r>
-        <w:rPr>
-          <w:rStyle w:val="VerbatimChar"/>
-        </w:rPr>
-        <w:t xml:space="preserve">UI</w:t>
-      </w:r>
-      <w:r>
-        <w:t xml:space="preserve"> </w:t>
-      </w:r>
-      <w:r>
-        <w:t xml:space="preserve">table and</w:t>
-      </w:r>
-      <w:r>
-        <w:t xml:space="preserve"> </w:t>
-      </w:r>
-      <w:r>
-        <w:rPr>
-          <w:rStyle w:val="VerbatimChar"/>
-        </w:rPr>
-        <w:t xml:space="preserve">GradientLibrary</w:t>
-      </w:r>
-      <w:r>
-        <w:t xml:space="preserve">'s</w:t>
-      </w:r>
-      <w:r>
-        <w:t xml:space="preserve"> </w:t>
-      </w:r>
-      <w:r>
-        <w:rPr>
-          <w:rStyle w:val="VerbatimChar"/>
-        </w:rPr>
-        <w:t xml:space="preserve">UI</w:t>
-      </w:r>
-      <w:r>
-        <w:t xml:space="preserve"> </w:t>
-      </w:r>
-      <w:r>
-        <w:t xml:space="preserve">table read</w:t>
-      </w:r>
-      <w:r>
-        <w:t xml:space="preserve"> </w:t>
-      </w:r>
-      <w:r>
-        <w:t xml:space="preserve">from it.</w:t>
+        <w:t xml:space="preserve">Text overflow</w:t>
+      </w:r>
+      <w:r>
+        <w:t xml:space="preserve">: fade-edge indicator on long toast text.</w:t>
       </w:r>
     </w:p>
     <w:p>
@@ -12479,48 +11639,548 @@
           <w:b/>
           <w:bCs/>
         </w:rPr>
-        <w:t xml:space="preserve">Don't use</w:t>
-      </w:r>
-      <w:r>
-        <w:rPr>
-          <w:b/>
-          <w:bCs/>
-        </w:rPr>
+        <w:t xml:space="preserve">Known tech debt</w:t>
+      </w:r>
+      <w:r>
+        <w:t xml:space="preserve">: server toasts use ~8 off-palette raw</w:t>
+      </w:r>
+      <w:r>
         <w:t xml:space="preserve"> </w:t>
       </w:r>
       <w:r>
         <w:rPr>
           <w:rStyle w:val="VerbatimChar"/>
-          <w:b/>
-          <w:bCs/>
-        </w:rPr>
-        <w:t xml:space="preserve">EASE_POP</w:t>
-      </w:r>
-      <w:r>
-        <w:rPr>
-          <w:b/>
-          <w:bCs/>
-        </w:rPr>
-        <w:t xml:space="preserve"> </w:t>
-      </w:r>
-      <w:r>
-        <w:rPr>
-          <w:b/>
-          <w:bCs/>
-        </w:rPr>
-        <w:t xml:space="preserve">(Spring) for fades or exits</w:t>
-      </w:r>
-      <w:r>
-        <w:t xml:space="preserve"> </w:t>
-      </w:r>
-      <w:r>
-        <w:t xml:space="preserve">— the overshoot causes</w:t>
-      </w:r>
-      <w:r>
-        <w:t xml:space="preserve"> </w:t>
-      </w:r>
-      <w:r>
-        <w:t xml:space="preserve">flicker on transparent elements and feels wrong on departure.</w:t>
+        </w:rPr>
+        <w:t xml:space="preserve">Color3</w:t>
+      </w:r>
+      <w:r>
+        <w:t xml:space="preserve"> </w:t>
+      </w:r>
+      <w:r>
+        <w:t xml:space="preserve">literals —</w:t>
+      </w:r>
+      <w:r>
+        <w:t xml:space="preserve"> </w:t>
+      </w:r>
+      <w:r>
+        <w:t xml:space="preserve">tracked in a2ug.1/.2/.3 for palette migration.</w:t>
+      </w:r>
+    </w:p>
+    <w:bookmarkEnd w:id="54"/>
+    <w:bookmarkStart w:id="55" w:name="gradient-color-discipline-kqbq225"/>
+    <w:p>
+      <w:pPr>
+        <w:pStyle w:val="Heading3"/>
+      </w:pPr>
+      <w:r>
+        <w:t xml:space="preserve">Gradient Color Discipline (kqbq.22.5)</w:t>
+      </w:r>
+    </w:p>
+    <w:p>
+      <w:pPr>
+        <w:pStyle w:val="FirstParagraph"/>
+      </w:pPr>
+      <w:r>
+        <w:rPr>
+          <w:rStyle w:val="VerbatimChar"/>
+        </w:rPr>
+        <w:t xml:space="preserve">GradientLibrary</w:t>
+      </w:r>
+      <w:r>
+        <w:t xml:space="preserve"> </w:t>
+      </w:r>
+      <w:r>
+        <w:t xml:space="preserve">presets derive from</w:t>
+      </w:r>
+      <w:r>
+        <w:t xml:space="preserve"> </w:t>
+      </w:r>
+      <w:r>
+        <w:rPr>
+          <w:rStyle w:val="VerbatimChar"/>
+        </w:rPr>
+        <w:t xml:space="preserve">UIPalette</w:t>
+      </w:r>
+      <w:r>
+        <w:t xml:space="preserve"> </w:t>
+      </w:r>
+      <w:r>
+        <w:t xml:space="preserve">tokens only — either directly</w:t>
+      </w:r>
+      <w:r>
+        <w:t xml:space="preserve"> </w:t>
+      </w:r>
+      <w:r>
+        <w:t xml:space="preserve">or via</w:t>
+      </w:r>
+      <w:r>
+        <w:t xml:space="preserve"> </w:t>
+      </w:r>
+      <w:r>
+        <w:rPr>
+          <w:rStyle w:val="VerbatimChar"/>
+        </w:rPr>
+        <w:t xml:space="preserve">Color3:Lerp</w:t>
+      </w:r>
+      <w:r>
+        <w:t xml:space="preserve">. No raw</w:t>
+      </w:r>
+      <w:r>
+        <w:t xml:space="preserve"> </w:t>
+      </w:r>
+      <w:r>
+        <w:rPr>
+          <w:rStyle w:val="VerbatimChar"/>
+        </w:rPr>
+        <w:t xml:space="preserve">Color3.fromRGB</w:t>
+      </w:r>
+      <w:r>
+        <w:t xml:space="preserve"> </w:t>
+      </w:r>
+      <w:r>
+        <w:t xml:space="preserve">in</w:t>
+      </w:r>
+      <w:r>
+        <w:t xml:space="preserve"> </w:t>
+      </w:r>
+      <w:r>
+        <w:rPr>
+          <w:rStyle w:val="VerbatimChar"/>
+        </w:rPr>
+        <w:t xml:space="preserve">GradientLibrary</w:t>
+      </w:r>
+      <w:r>
+        <w:t xml:space="preserve"> </w:t>
+      </w:r>
+      <w:r>
+        <w:t xml:space="preserve">(contract-</w:t>
+      </w:r>
+      <w:r>
+        <w:t xml:space="preserve"> </w:t>
+      </w:r>
+      <w:r>
+        <w:t xml:space="preserve">verified in</w:t>
+      </w:r>
+      <w:r>
+        <w:t xml:space="preserve"> </w:t>
+      </w:r>
+      <w:r>
+        <w:rPr>
+          <w:rStyle w:val="VerbatimChar"/>
+        </w:rPr>
+        <w:t xml:space="preserve">ClientChrome.spec.lua</w:t>
+      </w:r>
+      <w:r>
+        <w:t xml:space="preserve">).</w:t>
+      </w:r>
+      <w:r>
+        <w:t xml:space="preserve"> </w:t>
+      </w:r>
+      <w:r>
+        <w:rPr>
+          <w:rStyle w:val="VerbatimChar"/>
+        </w:rPr>
+        <w:t xml:space="preserve">surfaceMid</w:t>
+      </w:r>
+      <w:r>
+        <w:t xml:space="preserve"> </w:t>
+      </w:r>
+      <w:r>
+        <w:t xml:space="preserve">(26,38,57) promoted to</w:t>
+      </w:r>
+      <w:r>
+        <w:t xml:space="preserve"> </w:t>
+      </w:r>
+      <w:r>
+        <w:rPr>
+          <w:rStyle w:val="VerbatimChar"/>
+        </w:rPr>
+        <w:t xml:space="preserve">UIPalette</w:t>
+      </w:r>
+      <w:r>
+        <w:t xml:space="preserve"> </w:t>
+      </w:r>
+      <w:r>
+        <w:t xml:space="preserve">as a named token. The HUD gradient seam was fixed:</w:t>
+      </w:r>
+      <w:r>
+        <w:t xml:space="preserve"> </w:t>
+      </w:r>
+      <w:r>
+        <w:rPr>
+          <w:rStyle w:val="VerbatimChar"/>
+        </w:rPr>
+        <w:t xml:space="preserve">surface.hud</w:t>
+      </w:r>
+      <w:r>
+        <w:t xml:space="preserve"> </w:t>
+      </w:r>
+      <w:r>
+        <w:t xml:space="preserve">uses</w:t>
+      </w:r>
+      <w:r>
+        <w:t xml:space="preserve"> </w:t>
+      </w:r>
+      <w:r>
+        <w:rPr>
+          <w:rStyle w:val="VerbatimChar"/>
+        </w:rPr>
+        <w:t xml:space="preserve">UI.surface</w:t>
+      </w:r>
+      <w:r>
+        <w:t xml:space="preserve"> </w:t>
+      </w:r>
+      <w:r>
+        <w:t xml:space="preserve">instead of a hardcoded brighter value.</w:t>
+      </w:r>
+    </w:p>
+    <w:p>
+      <w:r>
+        <w:pict>
+          <v:rect style="width:0;height:1.5pt" o:hralign="center" o:hrstd="t" o:hr="t"/>
+        </w:pict>
+      </w:r>
+    </w:p>
+    <w:bookmarkEnd w:id="55"/>
+    <w:bookmarkEnd w:id="56"/>
+    <w:bookmarkStart w:id="60" w:name="X50c9278102492370f69a28af72a6c354c69d1ee"/>
+    <w:p>
+      <w:pPr>
+        <w:pStyle w:val="Heading2"/>
+      </w:pPr>
+      <w:r>
+        <w:t xml:space="preserve">11. Desktop Modality (EPIC-44)</w:t>
+      </w:r>
+    </w:p>
+    <w:p>
+      <w:pPr>
+        <w:pStyle w:val="FirstParagraph"/>
+      </w:pPr>
+      <w:r>
+        <w:t xml:space="preserve">Desktop is not scaled-up mobile. It leverages cursor hover, physical keyboard,</w:t>
+      </w:r>
+      <w:r>
+        <w:t xml:space="preserve"> </w:t>
+      </w:r>
+      <w:r>
+        <w:t xml:space="preserve">and screen real estate.</w:t>
+      </w:r>
+    </w:p>
+    <w:bookmarkStart w:id="57" w:name="hover-tooltips-kqbq10kqbq201"/>
+    <w:p>
+      <w:pPr>
+        <w:pStyle w:val="Heading3"/>
+      </w:pPr>
+      <w:r>
+        <w:t xml:space="preserve">Hover Tooltips (kqbq.10/kqbq.20.1)</w:t>
+      </w:r>
+    </w:p>
+    <w:p>
+      <w:pPr>
+        <w:pStyle w:val="FirstParagraph"/>
+      </w:pPr>
+      <w:r>
+        <w:t xml:space="preserve">Action bar buttons show tooltips on hover: name + keyboard shortcut + one-line</w:t>
+      </w:r>
+      <w:r>
+        <w:t xml:space="preserve"> </w:t>
+      </w:r>
+      <w:r>
+        <w:t xml:space="preserve">hint. Tooltips never appear while a panel or minigame owns input.</w:t>
+      </w:r>
+    </w:p>
+    <w:bookmarkEnd w:id="57"/>
+    <w:bookmarkStart w:id="58" w:name="esc-cancel-kqbq122"/>
+    <w:p>
+      <w:pPr>
+        <w:pStyle w:val="Heading3"/>
+      </w:pPr>
+      <w:r>
+        <w:t xml:space="preserve">Esc-Cancel (kqbq.12.2)</w:t>
+      </w:r>
+    </w:p>
+    <w:p>
+      <w:pPr>
+        <w:pStyle w:val="FirstParagraph"/>
+      </w:pPr>
+      <w:r>
+        <w:t xml:space="preserve">Esc closes the current context: panels, prompts, onboarding, and cast overlay.</w:t>
+      </w:r>
+      <w:r>
+        <w:t xml:space="preserve"> </w:t>
+      </w:r>
+      <w:r>
+        <w:t xml:space="preserve">Cast cancel requires server cooperation — the client fires</w:t>
+      </w:r>
+      <w:r>
+        <w:t xml:space="preserve"> </w:t>
+      </w:r>
+      <w:r>
+        <w:rPr>
+          <w:rStyle w:val="VerbatimChar"/>
+        </w:rPr>
+        <w:t xml:space="preserve">Remotes.CancelCast</w:t>
+      </w:r>
+      <w:r>
+        <w:t xml:space="preserve"> </w:t>
+      </w:r>
+      <w:r>
+        <w:t xml:space="preserve">and hides the cast overlay. Client-only cancel would desync the pending 2-6s</w:t>
+      </w:r>
+      <w:r>
+        <w:t xml:space="preserve"> </w:t>
+      </w:r>
+      <w:r>
+        <w:t xml:space="preserve">bite window.</w:t>
+      </w:r>
+    </w:p>
+    <w:bookmarkEnd w:id="58"/>
+    <w:bookmarkStart w:id="59" w:name="ultra-wide-balance-kqbq13-p4"/>
+    <w:p>
+      <w:pPr>
+        <w:pStyle w:val="Heading3"/>
+      </w:pPr>
+      <w:r>
+        <w:t xml:space="preserve">Ultra-Wide Balance (kqbq.13, P4)</w:t>
+      </w:r>
+    </w:p>
+    <w:p>
+      <w:pPr>
+        <w:pStyle w:val="FirstParagraph"/>
+      </w:pPr>
+      <w:r>
+        <w:t xml:space="preserve">On &gt;1920px viewports, the bottom action bar scales button width modestly and</w:t>
+      </w:r>
+      <w:r>
+        <w:t xml:space="preserve"> </w:t>
+      </w:r>
+      <w:r>
+        <w:t xml:space="preserve">caps total bar width at ~40% of viewport. Standard widths remain unchanged</w:t>
+      </w:r>
+      <w:r>
+        <w:t xml:space="preserve"> </w:t>
+      </w:r>
+      <w:r>
+        <w:t xml:space="preserve">below the threshold.</w:t>
+      </w:r>
+    </w:p>
+    <w:p>
+      <w:r>
+        <w:pict>
+          <v:rect style="width:0;height:1.5pt" o:hralign="center" o:hrstd="t" o:hr="t"/>
+        </w:pict>
+      </w:r>
+    </w:p>
+    <w:bookmarkEnd w:id="59"/>
+    <w:bookmarkEnd w:id="60"/>
+    <w:bookmarkStart w:id="64" w:name="X80f5743b1d7dbc2724472da969b7ea562f470c5"/>
+    <w:p>
+      <w:pPr>
+        <w:pStyle w:val="Heading2"/>
+      </w:pPr>
+      <w:r>
+        <w:t xml:space="preserve">12. Mobile Modality (EPIC-44)</w:t>
+      </w:r>
+    </w:p>
+    <w:p>
+      <w:pPr>
+        <w:pStyle w:val="FirstParagraph"/>
+      </w:pPr>
+      <w:r>
+        <w:t xml:space="preserve">Mobile is the dominant Roblox modality. It must feel NATIVE, not ported.</w:t>
+      </w:r>
+      <w:r>
+        <w:t xml:space="preserve"> </w:t>
+      </w:r>
+      <w:r>
+        <w:t xml:space="preserve">44px minimum touch targets (</w:t>
+      </w:r>
+      <w:r>
+        <w:rPr>
+          <w:rStyle w:val="VerbatimChar"/>
+        </w:rPr>
+        <w:t xml:space="preserve">TouchTargets.spec</w:t>
+      </w:r>
+      <w:r>
+        <w:t xml:space="preserve"> </w:t>
+      </w:r>
+      <w:r>
+        <w:t xml:space="preserve">enforced). Landscape phones</w:t>
+      </w:r>
+      <w:r>
+        <w:t xml:space="preserve"> </w:t>
+      </w:r>
+      <w:r>
+        <w:t xml:space="preserve">(~375px height) are the binding constraint.</w:t>
+      </w:r>
+    </w:p>
+    <w:bookmarkStart w:id="61" w:name="scroll-affordance-kqbq8"/>
+    <w:p>
+      <w:pPr>
+        <w:pStyle w:val="Heading3"/>
+      </w:pPr>
+      <w:r>
+        <w:t xml:space="preserve">Scroll Affordance (kqbq.8)</w:t>
+      </w:r>
+    </w:p>
+    <w:p>
+      <w:pPr>
+        <w:pStyle w:val="FirstParagraph"/>
+      </w:pPr>
+      <w:r>
+        <w:t xml:space="preserve">Scrollable action stacks render a fade-edge indicator at the cut-off boundary</w:t>
+      </w:r>
+      <w:r>
+        <w:t xml:space="preserve"> </w:t>
+      </w:r>
+      <w:r>
+        <w:t xml:space="preserve">and a one-time nudge animation on first overflow. This signals scrollability</w:t>
+      </w:r>
+      <w:r>
+        <w:t xml:space="preserve"> </w:t>
+      </w:r>
+      <w:r>
+        <w:t xml:space="preserve">without persistent visual clutter.</w:t>
+      </w:r>
+    </w:p>
+    <w:bookmarkEnd w:id="61"/>
+    <w:bookmarkStart w:id="62" w:name="scrollbar-auto-hide-kqbq9"/>
+    <w:p>
+      <w:pPr>
+        <w:pStyle w:val="Heading3"/>
+      </w:pPr>
+      <w:r>
+        <w:t xml:space="preserve">Scrollbar Auto-Hide (kqbq.9)</w:t>
+      </w:r>
+    </w:p>
+    <w:p>
+      <w:pPr>
+        <w:pStyle w:val="FirstParagraph"/>
+      </w:pPr>
+      <w:r>
+        <w:t xml:space="preserve">6 scrolling frames (shop, collection, inventory, quests, raid targets, action</w:t>
+      </w:r>
+      <w:r>
+        <w:t xml:space="preserve"> </w:t>
+      </w:r>
+      <w:r>
+        <w:t xml:space="preserve">stack) auto-hide their scrollbars after 3s of idle. Scrollbars fade in on</w:t>
+      </w:r>
+      <w:r>
+        <w:t xml:space="preserve"> </w:t>
+      </w:r>
+      <w:r>
+        <w:t xml:space="preserve">scroll, fade out when idle. Eliminates visual clutter on small screens.</w:t>
+      </w:r>
+    </w:p>
+    <w:bookmarkEnd w:id="62"/>
+    <w:bookmarkStart w:id="63" w:name="toast-density-kqbq16"/>
+    <w:p>
+      <w:pPr>
+        <w:pStyle w:val="Heading3"/>
+      </w:pPr>
+      <w:r>
+        <w:t xml:space="preserve">Toast Density (kqbq.16)</w:t>
+      </w:r>
+    </w:p>
+    <w:p>
+      <w:pPr>
+        <w:pStyle w:val="FirstParagraph"/>
+      </w:pPr>
+      <w:r>
+        <w:t xml:space="preserve">Mobile toasts carry a 52px min-height (to fit 44x44 action buttons) and stack</w:t>
+      </w:r>
+      <w:r>
+        <w:t xml:space="preserve"> </w:t>
+      </w:r>
+      <w:r>
+        <w:t xml:space="preserve">up to 3. Compact mobile toast layout: action buttons become icon-only 44x44</w:t>
+      </w:r>
+      <w:r>
+        <w:t xml:space="preserve"> </w:t>
+      </w:r>
+      <w:r>
+        <w:t xml:space="preserve">inline-right (touch-target preserved on both axes; label is the button glyph),</w:t>
+      </w:r>
+      <w:r>
+        <w:t xml:space="preserve"> </w:t>
+      </w:r>
+      <w:r>
+        <w:t xml:space="preserve">the message text narrows to clear the buttons, and a 1Hz viewport poll scales</w:t>
+      </w:r>
+      <w:r>
+        <w:t xml:space="preserve"> </w:t>
+      </w:r>
+      <w:r>
+        <w:t xml:space="preserve">the visible cap so the stack stays under ~30% of viewport height (clamped</w:t>
+      </w:r>
+      <w:r>
+        <w:t xml:space="preserve"> </w:t>
+      </w:r>
+      <w:r>
+        <w:t xml:space="preserve">1..3). A small</w:t>
+      </w:r>
+      <w:r>
+        <w:t xml:space="preserve"> </w:t>
+      </w:r>
+      <w:r>
+        <w:rPr>
+          <w:rStyle w:val="VerbatimChar"/>
+        </w:rPr>
+        <w:t xml:space="preserve">+N more</w:t>
+      </w:r>
+      <w:r>
+        <w:t xml:space="preserve"> </w:t>
+      </w:r>
+      <w:r>
+        <w:t xml:space="preserve">overflow chip under the stack reports the queued</w:t>
+      </w:r>
+      <w:r>
+        <w:t xml:space="preserve"> </w:t>
+      </w:r>
+      <w:r>
+        <w:t xml:space="preserve">backlog on mobile, refreshed on every enqueue/drain. Desktop is unchanged.</w:t>
+      </w:r>
+    </w:p>
+    <w:p>
+      <w:r>
+        <w:pict>
+          <v:rect style="width:0;height:1.5pt" o:hralign="center" o:hrstd="t" o:hr="t"/>
+        </w:pict>
+      </w:r>
+    </w:p>
+    <w:bookmarkEnd w:id="63"/>
+    <w:bookmarkEnd w:id="64"/>
+    <w:bookmarkStart w:id="68" w:name="X8aa47fe9b5f5f4aa7b6d06867ef3a0674678d51"/>
+    <w:p>
+      <w:pPr>
+        <w:pStyle w:val="Heading2"/>
+      </w:pPr>
+      <w:r>
+        <w:t xml:space="preserve">13. Minigame Visual Language (EPIC-44)</w:t>
+      </w:r>
+    </w:p>
+    <w:p>
+      <w:pPr>
+        <w:pStyle w:val="FirstParagraph"/>
+      </w:pPr>
+      <w:r>
+        <w:t xml:space="preserve">The three minigames (cast, bite, raid) share one visual language. A player</w:t>
+      </w:r>
+      <w:r>
+        <w:t xml:space="preserve"> </w:t>
+      </w:r>
+      <w:r>
+        <w:t xml:space="preserve">moving from cast to bite to raid should need zero re-learning.</w:t>
+      </w:r>
+    </w:p>
+    <w:bookmarkStart w:id="65" w:name="zone-vocabulary-kqbq191"/>
+    <w:p>
+      <w:pPr>
+        <w:pStyle w:val="Heading3"/>
+      </w:pPr>
+      <w:r>
+        <w:t xml:space="preserve">Zone Vocabulary (kqbq.19.1)</w:t>
       </w:r>
     </w:p>
     <w:p>
@@ -12528,7 +12188,7 @@
         <w:pStyle w:val="Compact"/>
         <w:numPr>
           <w:ilvl w:val="0"/>
-          <w:numId w:val="1010"/>
+          <w:numId w:val="1011"/>
         </w:numPr>
       </w:pPr>
       <w:r>
@@ -12536,54 +12196,10 @@
           <w:b/>
           <w:bCs/>
         </w:rPr>
-        <w:t xml:space="preserve">Don't create raw</w:t>
-      </w:r>
-      <w:r>
-        <w:rPr>
-          <w:b/>
-          <w:bCs/>
-        </w:rPr>
-        <w:t xml:space="preserve"> </w:t>
-      </w:r>
-      <w:r>
-        <w:rPr>
-          <w:rStyle w:val="VerbatimChar"/>
-          <w:b/>
-          <w:bCs/>
-        </w:rPr>
-        <w:t xml:space="preserve">UIGradient</w:t>
-      </w:r>
-      <w:r>
-        <w:rPr>
-          <w:b/>
-          <w:bCs/>
-        </w:rPr>
-        <w:t xml:space="preserve"> </w:t>
-      </w:r>
-      <w:r>
-        <w:rPr>
-          <w:b/>
-          <w:bCs/>
-        </w:rPr>
-        <w:t xml:space="preserve">instances</w:t>
-      </w:r>
-      <w:r>
-        <w:t xml:space="preserve"> </w:t>
-      </w:r>
-      <w:r>
-        <w:t xml:space="preserve">— use</w:t>
-      </w:r>
-      <w:r>
-        <w:t xml:space="preserve"> </w:t>
-      </w:r>
-      <w:r>
-        <w:rPr>
-          <w:rStyle w:val="VerbatimChar"/>
-        </w:rPr>
-        <w:t xml:space="preserve">GradientLibrary.apply()</w:t>
-      </w:r>
-      <w:r>
-        <w:t xml:space="preserve">.</w:t>
+        <w:t xml:space="preserve">Good band</w:t>
+      </w:r>
+      <w:r>
+        <w:t xml:space="preserve">: wide, forgiving zone (accent-soft color).</w:t>
       </w:r>
     </w:p>
     <w:p>
@@ -12591,7 +12207,7 @@
         <w:pStyle w:val="Compact"/>
         <w:numPr>
           <w:ilvl w:val="0"/>
-          <w:numId w:val="1010"/>
+          <w:numId w:val="1011"/>
         </w:numPr>
       </w:pPr>
       <w:r>
@@ -12599,13 +12215,10 @@
           <w:b/>
           <w:bCs/>
         </w:rPr>
-        <w:t xml:space="preserve">Don't shrink mobile touch targets below 44px</w:t>
-      </w:r>
-      <w:r>
-        <w:t xml:space="preserve"> </w:t>
-      </w:r>
-      <w:r>
-        <w:t xml:space="preserve">— the pure spec will fail.</w:t>
+        <w:t xml:space="preserve">Perfect bullseye</w:t>
+      </w:r>
+      <w:r>
+        <w:t xml:space="preserve">: narrow, high-reward zone (accent or rarity color).</w:t>
       </w:r>
     </w:p>
     <w:p>
@@ -12613,7 +12226,7 @@
         <w:pStyle w:val="Compact"/>
         <w:numPr>
           <w:ilvl w:val="0"/>
-          <w:numId w:val="1010"/>
+          <w:numId w:val="1011"/>
         </w:numPr>
       </w:pPr>
       <w:r>
@@ -12621,48 +12234,10 @@
           <w:b/>
           <w:bCs/>
         </w:rPr>
-        <w:t xml:space="preserve">Don't use</w:t>
-      </w:r>
-      <w:r>
-        <w:rPr>
-          <w:b/>
-          <w:bCs/>
-        </w:rPr>
-        <w:t xml:space="preserve"> </w:t>
-      </w:r>
-      <w:r>
-        <w:rPr>
-          <w:rStyle w:val="VerbatimChar"/>
-          <w:b/>
-          <w:bCs/>
-        </w:rPr>
-        <w:t xml:space="preserve">claimReady</w:t>
-      </w:r>
-      <w:r>
-        <w:rPr>
-          <w:b/>
-          <w:bCs/>
-        </w:rPr>
-        <w:t xml:space="preserve"> </w:t>
-      </w:r>
-      <w:r>
-        <w:rPr>
-          <w:b/>
-          <w:bCs/>
-        </w:rPr>
-        <w:t xml:space="preserve">for normal-sized body text</w:t>
-      </w:r>
-      <w:r>
-        <w:t xml:space="preserve"> </w:t>
-      </w:r>
-      <w:r>
-        <w:t xml:space="preserve">— it fails 4.5:1 AA on</w:t>
-      </w:r>
-      <w:r>
-        <w:t xml:space="preserve"> </w:t>
-      </w:r>
-      <w:r>
-        <w:t xml:space="preserve">elevated surfaces. Use it only for large labels, icons, or UI components.</w:t>
+        <w:t xml:space="preserve">Marker</w:t>
+      </w:r>
+      <w:r>
+        <w:t xml:space="preserve">: moving indicator (white, 18px glow at 0.50 transparency — kqbq.6).</w:t>
       </w:r>
     </w:p>
     <w:p>
@@ -12670,7 +12245,7 @@
         <w:pStyle w:val="Compact"/>
         <w:numPr>
           <w:ilvl w:val="0"/>
-          <w:numId w:val="1010"/>
+          <w:numId w:val="1011"/>
         </w:numPr>
       </w:pPr>
       <w:r>
@@ -12678,48 +12253,100 @@
           <w:b/>
           <w:bCs/>
         </w:rPr>
-        <w:t xml:space="preserve">Don't bypass</w:t>
-      </w:r>
-      <w:r>
-        <w:rPr>
-          <w:b/>
-          <w:bCs/>
-        </w:rPr>
+        <w:t xml:space="preserve">Track</w:t>
+      </w:r>
+      <w:r>
+        <w:t xml:space="preserve">: dark surface with subtle stroke.</w:t>
+      </w:r>
+    </w:p>
+    <w:bookmarkEnd w:id="65"/>
+    <w:bookmarkStart w:id="66" w:name="labels-kqbq7"/>
+    <w:p>
+      <w:pPr>
+        <w:pStyle w:val="Heading3"/>
+      </w:pPr>
+      <w:r>
+        <w:t xml:space="preserve">Labels (kqbq.7)</w:t>
+      </w:r>
+    </w:p>
+    <w:p>
+      <w:pPr>
+        <w:pStyle w:val="FirstParagraph"/>
+      </w:pPr>
+      <w:r>
+        <w:t xml:space="preserve">Cast overlay shows PERFECT / GOOD micro-labels on the zone bands. Progressive</w:t>
+      </w:r>
+      <w:r>
+        <w:t xml:space="preserve"> </w:t>
+      </w:r>
+      <w:r>
+        <w:t xml:space="preserve">disclosure: labels appear subtly on first cast, fade on repeated casts. Luck</w:t>
+      </w:r>
+      <w:r>
+        <w:t xml:space="preserve"> </w:t>
+      </w:r>
+      <w:r>
+        <w:t xml:space="preserve">bonus values shown as subtitle:</w:t>
+      </w:r>
+      <w:r>
         <w:t xml:space="preserve"> </w:t>
       </w:r>
       <w:r>
         <w:rPr>
           <w:rStyle w:val="VerbatimChar"/>
-          <w:b/>
-          <w:bCs/>
-        </w:rPr>
-        <w:t xml:space="preserve">PanelAnimation</w:t>
-      </w:r>
-      <w:r>
-        <w:rPr>
-          <w:b/>
-          <w:bCs/>
-        </w:rPr>
-        <w:t xml:space="preserve"> </w:t>
-      </w:r>
-      <w:r>
-        <w:rPr>
-          <w:b/>
-          <w:bCs/>
-        </w:rPr>
-        <w:t xml:space="preserve">for panel open/close</w:t>
-      </w:r>
-      <w:r>
-        <w:t xml:space="preserve"> </w:t>
-      </w:r>
-      <w:r>
-        <w:t xml:space="preserve">— it handles UIScale</w:t>
-      </w:r>
-      <w:r>
-        <w:t xml:space="preserve"> </w:t>
-      </w:r>
-      <w:r>
-        <w:t xml:space="preserve">ownership tracking, tween cleanup, and consistent easing.</w:t>
+        </w:rPr>
+        <w:t xml:space="preserve">PERFECT +25 LUCK  GOOD +12 LUCK</w:t>
+      </w:r>
+      <w:r>
+        <w:t xml:space="preserve">.</w:t>
+      </w:r>
+    </w:p>
+    <w:bookmarkEnd w:id="66"/>
+    <w:bookmarkStart w:id="67" w:name="marker-sweep-kqbq191"/>
+    <w:p>
+      <w:pPr>
+        <w:pStyle w:val="Heading3"/>
+      </w:pPr>
+      <w:r>
+        <w:t xml:space="preserve">Marker Sweep (kqbq.19.1)</w:t>
+      </w:r>
+    </w:p>
+    <w:p>
+      <w:pPr>
+        <w:pStyle w:val="FirstParagraph"/>
+      </w:pPr>
+      <w:r>
+        <w:t xml:space="preserve">Bite and raid markers use</w:t>
+      </w:r>
+      <w:r>
+        <w:t xml:space="preserve"> </w:t>
+      </w:r>
+      <w:r>
+        <w:rPr>
+          <w:rStyle w:val="VerbatimChar"/>
+        </w:rPr>
+        <w:t xml:space="preserve">os.clock</w:t>
+      </w:r>
+      <w:r>
+        <w:t xml:space="preserve">-based ping-pong triangular wave (not linear</w:t>
+      </w:r>
+      <w:r>
+        <w:t xml:space="preserve"> </w:t>
+      </w:r>
+      <w:r>
+        <w:rPr>
+          <w:rStyle w:val="VerbatimChar"/>
+        </w:rPr>
+        <w:t xml:space="preserve">TweenService</w:t>
+      </w:r>
+      <w:r>
+        <w:t xml:space="preserve">). Sweep period ~1.7s for raid. Both minigames use the same timing</w:t>
+      </w:r>
+      <w:r>
+        <w:t xml:space="preserve"> </w:t>
+      </w:r>
+      <w:r>
+        <w:t xml:space="preserve">language.</w:t>
       </w:r>
     </w:p>
     <w:p>
@@ -12729,9 +12356,1127 @@
         </w:pict>
       </w:r>
     </w:p>
+    <w:bookmarkEnd w:id="67"/>
     <w:bookmarkEnd w:id="68"/>
+    <w:bookmarkStart w:id="71" w:name="X237d0c1e6644a2baa0677962f0179c57732b815"/>
+    <w:p>
+      <w:pPr>
+        <w:pStyle w:val="Heading2"/>
+      </w:pPr>
+      <w:r>
+        <w:t xml:space="preserve">14. Best Practices</w:t>
+      </w:r>
+    </w:p>
+    <w:bookmarkStart w:id="69" w:name="do"/>
+    <w:p>
+      <w:pPr>
+        <w:pStyle w:val="Heading3"/>
+      </w:pPr>
+      <w:r>
+        <w:t xml:space="preserve">Do</w:t>
+      </w:r>
+    </w:p>
+    <w:p>
+      <w:pPr>
+        <w:pStyle w:val="Compact"/>
+        <w:numPr>
+          <w:ilvl w:val="0"/>
+          <w:numId w:val="1012"/>
+        </w:numPr>
+      </w:pPr>
+      <w:r>
+        <w:rPr>
+          <w:b/>
+          <w:bCs/>
+        </w:rPr>
+        <w:t xml:space="preserve">Use</w:t>
+      </w:r>
+      <w:r>
+        <w:rPr>
+          <w:b/>
+          <w:bCs/>
+        </w:rPr>
+        <w:t xml:space="preserve"> </w:t>
+      </w:r>
+      <w:r>
+        <w:rPr>
+          <w:rStyle w:val="VerbatimChar"/>
+          <w:b/>
+          <w:bCs/>
+        </w:rPr>
+        <w:t xml:space="preserve">Theme.*</w:t>
+      </w:r>
+      <w:r>
+        <w:rPr>
+          <w:b/>
+          <w:bCs/>
+        </w:rPr>
+        <w:t xml:space="preserve"> </w:t>
+      </w:r>
+      <w:r>
+        <w:rPr>
+          <w:b/>
+          <w:bCs/>
+        </w:rPr>
+        <w:t xml:space="preserve">tokens</w:t>
+      </w:r>
+      <w:r>
+        <w:t xml:space="preserve"> </w:t>
+      </w:r>
+      <w:r>
+        <w:t xml:space="preserve">for all new UI code — never hardcode</w:t>
+      </w:r>
+      <w:r>
+        <w:t xml:space="preserve"> </w:t>
+      </w:r>
+      <w:r>
+        <w:rPr>
+          <w:rStyle w:val="VerbatimChar"/>
+        </w:rPr>
+        <w:t xml:space="preserve">Color3.fromRGB()</w:t>
+      </w:r>
+      <w:r>
+        <w:t xml:space="preserve"> </w:t>
+      </w:r>
+      <w:r>
+        <w:t xml:space="preserve">values outside the</w:t>
+      </w:r>
+      <w:r>
+        <w:t xml:space="preserve"> </w:t>
+      </w:r>
+      <w:r>
+        <w:rPr>
+          <w:rStyle w:val="VerbatimChar"/>
+        </w:rPr>
+        <w:t xml:space="preserve">UIPalette</w:t>
+      </w:r>
+      <w:r>
+        <w:t xml:space="preserve"> </w:t>
+      </w:r>
+      <w:r>
+        <w:t xml:space="preserve">definition and</w:t>
+      </w:r>
+      <w:r>
+        <w:t xml:space="preserve"> </w:t>
+      </w:r>
+      <w:r>
+        <w:rPr>
+          <w:rStyle w:val="VerbatimChar"/>
+        </w:rPr>
+        <w:t xml:space="preserve">Theme</w:t>
+      </w:r>
+      <w:r>
+        <w:t xml:space="preserve"> </w:t>
+      </w:r>
+      <w:r>
+        <w:t xml:space="preserve">constructor.</w:t>
+      </w:r>
+    </w:p>
+    <w:p>
+      <w:pPr>
+        <w:pStyle w:val="Compact"/>
+        <w:numPr>
+          <w:ilvl w:val="0"/>
+          <w:numId w:val="1012"/>
+        </w:numPr>
+      </w:pPr>
+      <w:r>
+        <w:rPr>
+          <w:b/>
+          <w:bCs/>
+        </w:rPr>
+        <w:t xml:space="preserve">Use</w:t>
+      </w:r>
+      <w:r>
+        <w:rPr>
+          <w:b/>
+          <w:bCs/>
+        </w:rPr>
+        <w:t xml:space="preserve"> </w:t>
+      </w:r>
+      <w:r>
+        <w:rPr>
+          <w:rStyle w:val="VerbatimChar"/>
+          <w:b/>
+          <w:bCs/>
+        </w:rPr>
+        <w:t xml:space="preserve">Theme.spacing.*</w:t>
+      </w:r>
+      <w:r>
+        <w:t xml:space="preserve"> </w:t>
+      </w:r>
+      <w:r>
+        <w:t xml:space="preserve">for all padding, margins, and gaps.</w:t>
+      </w:r>
+    </w:p>
+    <w:p>
+      <w:pPr>
+        <w:pStyle w:val="Compact"/>
+        <w:numPr>
+          <w:ilvl w:val="0"/>
+          <w:numId w:val="1012"/>
+        </w:numPr>
+      </w:pPr>
+      <w:r>
+        <w:rPr>
+          <w:b/>
+          <w:bCs/>
+        </w:rPr>
+        <w:t xml:space="preserve">Use</w:t>
+      </w:r>
+      <w:r>
+        <w:rPr>
+          <w:b/>
+          <w:bCs/>
+        </w:rPr>
+        <w:t xml:space="preserve"> </w:t>
+      </w:r>
+      <w:r>
+        <w:rPr>
+          <w:rStyle w:val="VerbatimChar"/>
+          <w:b/>
+          <w:bCs/>
+        </w:rPr>
+        <w:t xml:space="preserve">Theme.type.sizes.*</w:t>
+      </w:r>
+      <w:r>
+        <w:rPr>
+          <w:b/>
+          <w:bCs/>
+        </w:rPr>
+        <w:t xml:space="preserve"> </w:t>
+      </w:r>
+      <w:r>
+        <w:rPr>
+          <w:b/>
+          <w:bCs/>
+        </w:rPr>
+        <w:t xml:space="preserve">and</w:t>
+      </w:r>
+      <w:r>
+        <w:rPr>
+          <w:b/>
+          <w:bCs/>
+        </w:rPr>
+        <w:t xml:space="preserve"> </w:t>
+      </w:r>
+      <w:r>
+        <w:rPr>
+          <w:rStyle w:val="VerbatimChar"/>
+          <w:b/>
+          <w:bCs/>
+        </w:rPr>
+        <w:t xml:space="preserve">Theme.type.fonts.*</w:t>
+      </w:r>
+      <w:r>
+        <w:t xml:space="preserve"> </w:t>
+      </w:r>
+      <w:r>
+        <w:t xml:space="preserve">for all text.</w:t>
+      </w:r>
+    </w:p>
+    <w:p>
+      <w:pPr>
+        <w:pStyle w:val="Compact"/>
+        <w:numPr>
+          <w:ilvl w:val="0"/>
+          <w:numId w:val="1012"/>
+        </w:numPr>
+      </w:pPr>
+      <w:r>
+        <w:rPr>
+          <w:b/>
+          <w:bCs/>
+        </w:rPr>
+        <w:t xml:space="preserve">Use</w:t>
+      </w:r>
+      <w:r>
+        <w:rPr>
+          <w:b/>
+          <w:bCs/>
+        </w:rPr>
+        <w:t xml:space="preserve"> </w:t>
+      </w:r>
+      <w:r>
+        <w:rPr>
+          <w:rStyle w:val="VerbatimChar"/>
+          <w:b/>
+          <w:bCs/>
+        </w:rPr>
+        <w:t xml:space="preserve">Theme.corners.*</w:t>
+      </w:r>
+      <w:r>
+        <w:t xml:space="preserve"> </w:t>
+      </w:r>
+      <w:r>
+        <w:t xml:space="preserve">for all corner radii — avoid literal numbers.</w:t>
+      </w:r>
+    </w:p>
+    <w:p>
+      <w:pPr>
+        <w:pStyle w:val="Compact"/>
+        <w:numPr>
+          <w:ilvl w:val="0"/>
+          <w:numId w:val="1012"/>
+        </w:numPr>
+      </w:pPr>
+      <w:r>
+        <w:rPr>
+          <w:b/>
+          <w:bCs/>
+        </w:rPr>
+        <w:t xml:space="preserve">Use</w:t>
+      </w:r>
+      <w:r>
+        <w:rPr>
+          <w:b/>
+          <w:bCs/>
+        </w:rPr>
+        <w:t xml:space="preserve"> </w:t>
+      </w:r>
+      <w:r>
+        <w:rPr>
+          <w:rStyle w:val="VerbatimChar"/>
+          <w:b/>
+          <w:bCs/>
+        </w:rPr>
+        <w:t xml:space="preserve">makeButton(parent, { Variant = "...", ... })</w:t>
+      </w:r>
+      <w:r>
+        <w:t xml:space="preserve"> </w:t>
+      </w:r>
+      <w:r>
+        <w:t xml:space="preserve">for all buttons.</w:t>
+      </w:r>
+    </w:p>
+    <w:p>
+      <w:pPr>
+        <w:pStyle w:val="Compact"/>
+        <w:numPr>
+          <w:ilvl w:val="0"/>
+          <w:numId w:val="1012"/>
+        </w:numPr>
+      </w:pPr>
+      <w:r>
+        <w:rPr>
+          <w:b/>
+          <w:bCs/>
+        </w:rPr>
+        <w:t xml:space="preserve">Apply gradients via</w:t>
+      </w:r>
+      <w:r>
+        <w:rPr>
+          <w:b/>
+          <w:bCs/>
+        </w:rPr>
+        <w:t xml:space="preserve"> </w:t>
+      </w:r>
+      <w:r>
+        <w:rPr>
+          <w:rStyle w:val="VerbatimChar"/>
+          <w:b/>
+          <w:bCs/>
+        </w:rPr>
+        <w:t xml:space="preserve">Gradients.apply(el, "category.name")</w:t>
+      </w:r>
+      <w:r>
+        <w:t xml:space="preserve"> </w:t>
+      </w:r>
+      <w:r>
+        <w:t xml:space="preserve">— never</w:t>
+      </w:r>
+      <w:r>
+        <w:t xml:space="preserve"> </w:t>
+      </w:r>
+      <w:r>
+        <w:t xml:space="preserve">hand-create</w:t>
+      </w:r>
+      <w:r>
+        <w:t xml:space="preserve"> </w:t>
+      </w:r>
+      <w:r>
+        <w:rPr>
+          <w:rStyle w:val="VerbatimChar"/>
+        </w:rPr>
+        <w:t xml:space="preserve">UIGradient</w:t>
+      </w:r>
+      <w:r>
+        <w:t xml:space="preserve"> </w:t>
+      </w:r>
+      <w:r>
+        <w:t xml:space="preserve">instances inline.</w:t>
+      </w:r>
+    </w:p>
+    <w:p>
+      <w:pPr>
+        <w:pStyle w:val="Compact"/>
+        <w:numPr>
+          <w:ilvl w:val="0"/>
+          <w:numId w:val="1012"/>
+        </w:numPr>
+      </w:pPr>
+      <w:r>
+        <w:rPr>
+          <w:b/>
+          <w:bCs/>
+        </w:rPr>
+        <w:t xml:space="preserve">Animate panels via</w:t>
+      </w:r>
+      <w:r>
+        <w:rPr>
+          <w:b/>
+          <w:bCs/>
+        </w:rPr>
+        <w:t xml:space="preserve"> </w:t>
+      </w:r>
+      <w:r>
+        <w:rPr>
+          <w:rStyle w:val="VerbatimChar"/>
+          <w:b/>
+          <w:bCs/>
+        </w:rPr>
+        <w:t xml:space="preserve">PanelAnimation</w:t>
+      </w:r>
+      <w:r>
+        <w:t xml:space="preserve"> </w:t>
+      </w:r>
+      <w:r>
+        <w:t xml:space="preserve">— don't hand-roll fade/scale tweens.</w:t>
+      </w:r>
+    </w:p>
+    <w:p>
+      <w:pPr>
+        <w:pStyle w:val="Compact"/>
+        <w:numPr>
+          <w:ilvl w:val="0"/>
+          <w:numId w:val="1012"/>
+        </w:numPr>
+      </w:pPr>
+      <w:r>
+        <w:rPr>
+          <w:b/>
+          <w:bCs/>
+        </w:rPr>
+        <w:t xml:space="preserve">Use</w:t>
+      </w:r>
+      <w:r>
+        <w:rPr>
+          <w:b/>
+          <w:bCs/>
+        </w:rPr>
+        <w:t xml:space="preserve"> </w:t>
+      </w:r>
+      <w:r>
+        <w:rPr>
+          <w:rStyle w:val="VerbatimChar"/>
+          <w:b/>
+          <w:bCs/>
+        </w:rPr>
+        <w:t xml:space="preserve">EASE_OUT</w:t>
+      </w:r>
+      <w:r>
+        <w:rPr>
+          <w:b/>
+          <w:bCs/>
+        </w:rPr>
+        <w:t xml:space="preserve"> </w:t>
+      </w:r>
+      <w:r>
+        <w:rPr>
+          <w:b/>
+          <w:bCs/>
+        </w:rPr>
+        <w:t xml:space="preserve">for entries,</w:t>
+      </w:r>
+      <w:r>
+        <w:rPr>
+          <w:b/>
+          <w:bCs/>
+        </w:rPr>
+        <w:t xml:space="preserve"> </w:t>
+      </w:r>
+      <w:r>
+        <w:rPr>
+          <w:rStyle w:val="VerbatimChar"/>
+          <w:b/>
+          <w:bCs/>
+        </w:rPr>
+        <w:t xml:space="preserve">EASE_IN</w:t>
+      </w:r>
+      <w:r>
+        <w:rPr>
+          <w:b/>
+          <w:bCs/>
+        </w:rPr>
+        <w:t xml:space="preserve"> </w:t>
+      </w:r>
+      <w:r>
+        <w:rPr>
+          <w:b/>
+          <w:bCs/>
+        </w:rPr>
+        <w:t xml:space="preserve">for exits,</w:t>
+      </w:r>
+      <w:r>
+        <w:rPr>
+          <w:b/>
+          <w:bCs/>
+        </w:rPr>
+        <w:t xml:space="preserve"> </w:t>
+      </w:r>
+      <w:r>
+        <w:rPr>
+          <w:rStyle w:val="VerbatimChar"/>
+          <w:b/>
+          <w:bCs/>
+        </w:rPr>
+        <w:t xml:space="preserve">EASE_POP</w:t>
+      </w:r>
+      <w:r>
+        <w:rPr>
+          <w:b/>
+          <w:bCs/>
+        </w:rPr>
+        <w:t xml:space="preserve"> </w:t>
+      </w:r>
+      <w:r>
+        <w:rPr>
+          <w:b/>
+          <w:bCs/>
+        </w:rPr>
+        <w:t xml:space="preserve">for bounces,</w:t>
+      </w:r>
+      <w:r>
+        <w:rPr>
+          <w:b/>
+          <w:bCs/>
+        </w:rPr>
+        <w:t xml:space="preserve"> </w:t>
+      </w:r>
+      <w:r>
+        <w:rPr>
+          <w:rStyle w:val="VerbatimChar"/>
+          <w:b/>
+          <w:bCs/>
+        </w:rPr>
+        <w:t xml:space="preserve">EASE_PRESS</w:t>
+      </w:r>
+      <w:r>
+        <w:rPr>
+          <w:b/>
+          <w:bCs/>
+        </w:rPr>
+        <w:t xml:space="preserve"> </w:t>
+      </w:r>
+      <w:r>
+        <w:rPr>
+          <w:b/>
+          <w:bCs/>
+        </w:rPr>
+        <w:t xml:space="preserve">for press,</w:t>
+      </w:r>
+      <w:r>
+        <w:rPr>
+          <w:b/>
+          <w:bCs/>
+        </w:rPr>
+        <w:t xml:space="preserve"> </w:t>
+      </w:r>
+      <w:r>
+        <w:rPr>
+          <w:rStyle w:val="VerbatimChar"/>
+          <w:b/>
+          <w:bCs/>
+        </w:rPr>
+        <w:t xml:space="preserve">EASE_HOVER</w:t>
+      </w:r>
+      <w:r>
+        <w:rPr>
+          <w:b/>
+          <w:bCs/>
+        </w:rPr>
+        <w:t xml:space="preserve"> </w:t>
+      </w:r>
+      <w:r>
+        <w:rPr>
+          <w:b/>
+          <w:bCs/>
+        </w:rPr>
+        <w:t xml:space="preserve">for hover,</w:t>
+      </w:r>
+      <w:r>
+        <w:rPr>
+          <w:b/>
+          <w:bCs/>
+        </w:rPr>
+        <w:t xml:space="preserve"> </w:t>
+      </w:r>
+      <w:r>
+        <w:rPr>
+          <w:rStyle w:val="VerbatimChar"/>
+          <w:b/>
+          <w:bCs/>
+        </w:rPr>
+        <w:t xml:space="preserve">EASE_RIPPLE</w:t>
+      </w:r>
+      <w:r>
+        <w:rPr>
+          <w:b/>
+          <w:bCs/>
+        </w:rPr>
+        <w:t xml:space="preserve"> </w:t>
+      </w:r>
+      <w:r>
+        <w:rPr>
+          <w:b/>
+          <w:bCs/>
+        </w:rPr>
+        <w:t xml:space="preserve">for ripples.</w:t>
+      </w:r>
+    </w:p>
+    <w:p>
+      <w:pPr>
+        <w:pStyle w:val="Compact"/>
+        <w:numPr>
+          <w:ilvl w:val="0"/>
+          <w:numId w:val="1012"/>
+        </w:numPr>
+      </w:pPr>
+      <w:r>
+        <w:rPr>
+          <w:b/>
+          <w:bCs/>
+        </w:rPr>
+        <w:t xml:space="preserve">Ensure every new interactive element meets 44px touch target on mobile.</w:t>
+      </w:r>
+    </w:p>
+    <w:p>
+      <w:pPr>
+        <w:pStyle w:val="Compact"/>
+        <w:numPr>
+          <w:ilvl w:val="0"/>
+          <w:numId w:val="1012"/>
+        </w:numPr>
+      </w:pPr>
+      <w:r>
+        <w:rPr>
+          <w:b/>
+          <w:bCs/>
+        </w:rPr>
+        <w:t xml:space="preserve">Verify new text/surface color pairs pass WCAG AA</w:t>
+      </w:r>
+      <w:r>
+        <w:t xml:space="preserve"> </w:t>
+      </w:r>
+      <w:r>
+        <w:t xml:space="preserve">by adding cases to</w:t>
+      </w:r>
+      <w:r>
+        <w:t xml:space="preserve"> </w:t>
+      </w:r>
+      <w:r>
+        <w:rPr>
+          <w:rStyle w:val="VerbatimChar"/>
+        </w:rPr>
+        <w:t xml:space="preserve">Contrast.spec.lua</w:t>
+      </w:r>
+      <w:r>
+        <w:t xml:space="preserve"> </w:t>
+      </w:r>
+      <w:r>
+        <w:t xml:space="preserve">if introducing a new surface or text color.</w:t>
+      </w:r>
+    </w:p>
     <w:bookmarkEnd w:id="69"/>
-    <w:bookmarkStart w:id="79" w:name="Xbc85becfccd70366d18c81967021ab7f98dba4d"/>
+    <w:bookmarkStart w:id="70" w:name="dont"/>
+    <w:p>
+      <w:pPr>
+        <w:pStyle w:val="Heading3"/>
+      </w:pPr>
+      <w:r>
+        <w:t xml:space="preserve">Don't</w:t>
+      </w:r>
+    </w:p>
+    <w:p>
+      <w:pPr>
+        <w:pStyle w:val="Compact"/>
+        <w:numPr>
+          <w:ilvl w:val="0"/>
+          <w:numId w:val="1013"/>
+        </w:numPr>
+      </w:pPr>
+      <w:r>
+        <w:rPr>
+          <w:b/>
+          <w:bCs/>
+        </w:rPr>
+        <w:t xml:space="preserve">Don't hardcode</w:t>
+      </w:r>
+      <w:r>
+        <w:rPr>
+          <w:b/>
+          <w:bCs/>
+        </w:rPr>
+        <w:t xml:space="preserve"> </w:t>
+      </w:r>
+      <w:r>
+        <w:rPr>
+          <w:rStyle w:val="VerbatimChar"/>
+          <w:b/>
+          <w:bCs/>
+        </w:rPr>
+        <w:t xml:space="preserve">Color3.fromRGB()</w:t>
+      </w:r>
+      <w:r>
+        <w:rPr>
+          <w:b/>
+          <w:bCs/>
+        </w:rPr>
+        <w:t xml:space="preserve"> </w:t>
+      </w:r>
+      <w:r>
+        <w:rPr>
+          <w:b/>
+          <w:bCs/>
+        </w:rPr>
+        <w:t xml:space="preserve">values</w:t>
+      </w:r>
+      <w:r>
+        <w:t xml:space="preserve"> </w:t>
+      </w:r>
+      <w:r>
+        <w:t xml:space="preserve">elsewhere than</w:t>
+      </w:r>
+      <w:r>
+        <w:t xml:space="preserve"> </w:t>
+      </w:r>
+      <w:r>
+        <w:rPr>
+          <w:rStyle w:val="VerbatimChar"/>
+        </w:rPr>
+        <w:t xml:space="preserve">UIPalette</w:t>
+      </w:r>
+      <w:r>
+        <w:t xml:space="preserve"> </w:t>
+      </w:r>
+      <w:r>
+        <w:t xml:space="preserve">and</w:t>
+      </w:r>
+      <w:r>
+        <w:t xml:space="preserve"> </w:t>
+      </w:r>
+      <w:r>
+        <w:rPr>
+          <w:rStyle w:val="VerbatimChar"/>
+        </w:rPr>
+        <w:t xml:space="preserve">Theme</w:t>
+      </w:r>
+      <w:r>
+        <w:t xml:space="preserve">. If you need a new color, add it to</w:t>
+      </w:r>
+      <w:r>
+        <w:t xml:space="preserve"> </w:t>
+      </w:r>
+      <w:r>
+        <w:rPr>
+          <w:rStyle w:val="VerbatimChar"/>
+        </w:rPr>
+        <w:t xml:space="preserve">UIPalette.colors</w:t>
+      </w:r>
+      <w:r>
+        <w:t xml:space="preserve"> </w:t>
+      </w:r>
+      <w:r>
+        <w:t xml:space="preserve">and reference</w:t>
+      </w:r>
+      <w:r>
+        <w:t xml:space="preserve"> </w:t>
+      </w:r>
+      <w:r>
+        <w:t xml:space="preserve">it via</w:t>
+      </w:r>
+      <w:r>
+        <w:t xml:space="preserve"> </w:t>
+      </w:r>
+      <w:r>
+        <w:rPr>
+          <w:rStyle w:val="VerbatimChar"/>
+        </w:rPr>
+        <w:t xml:space="preserve">Theme.color.*</w:t>
+      </w:r>
+      <w:r>
+        <w:t xml:space="preserve">.</w:t>
+      </w:r>
+    </w:p>
+    <w:p>
+      <w:pPr>
+        <w:pStyle w:val="Compact"/>
+        <w:numPr>
+          <w:ilvl w:val="0"/>
+          <w:numId w:val="1013"/>
+        </w:numPr>
+      </w:pPr>
+      <w:r>
+        <w:rPr>
+          <w:b/>
+          <w:bCs/>
+        </w:rPr>
+        <w:t xml:space="preserve">Don't duplicate palette values</w:t>
+      </w:r>
+      <w:r>
+        <w:t xml:space="preserve"> </w:t>
+      </w:r>
+      <w:r>
+        <w:t xml:space="preserve">—</w:t>
+      </w:r>
+      <w:r>
+        <w:t xml:space="preserve"> </w:t>
+      </w:r>
+      <w:r>
+        <w:rPr>
+          <w:rStyle w:val="VerbatimChar"/>
+        </w:rPr>
+        <w:t xml:space="preserve">UIPalette</w:t>
+      </w:r>
+      <w:r>
+        <w:t xml:space="preserve"> </w:t>
+      </w:r>
+      <w:r>
+        <w:t xml:space="preserve">is the single source of truth.</w:t>
+      </w:r>
+      <w:r>
+        <w:t xml:space="preserve"> </w:t>
+      </w:r>
+      <w:r>
+        <w:t xml:space="preserve">Both</w:t>
+      </w:r>
+      <w:r>
+        <w:t xml:space="preserve"> </w:t>
+      </w:r>
+      <w:r>
+        <w:rPr>
+          <w:rStyle w:val="VerbatimChar"/>
+        </w:rPr>
+        <w:t xml:space="preserve">init.client.lua</w:t>
+      </w:r>
+      <w:r>
+        <w:t xml:space="preserve">'s</w:t>
+      </w:r>
+      <w:r>
+        <w:t xml:space="preserve"> </w:t>
+      </w:r>
+      <w:r>
+        <w:rPr>
+          <w:rStyle w:val="VerbatimChar"/>
+        </w:rPr>
+        <w:t xml:space="preserve">UI</w:t>
+      </w:r>
+      <w:r>
+        <w:t xml:space="preserve"> </w:t>
+      </w:r>
+      <w:r>
+        <w:t xml:space="preserve">table and</w:t>
+      </w:r>
+      <w:r>
+        <w:t xml:space="preserve"> </w:t>
+      </w:r>
+      <w:r>
+        <w:rPr>
+          <w:rStyle w:val="VerbatimChar"/>
+        </w:rPr>
+        <w:t xml:space="preserve">GradientLibrary</w:t>
+      </w:r>
+      <w:r>
+        <w:t xml:space="preserve">'s</w:t>
+      </w:r>
+      <w:r>
+        <w:t xml:space="preserve"> </w:t>
+      </w:r>
+      <w:r>
+        <w:rPr>
+          <w:rStyle w:val="VerbatimChar"/>
+        </w:rPr>
+        <w:t xml:space="preserve">UI</w:t>
+      </w:r>
+      <w:r>
+        <w:t xml:space="preserve"> </w:t>
+      </w:r>
+      <w:r>
+        <w:t xml:space="preserve">table read</w:t>
+      </w:r>
+      <w:r>
+        <w:t xml:space="preserve"> </w:t>
+      </w:r>
+      <w:r>
+        <w:t xml:space="preserve">from it.</w:t>
+      </w:r>
+    </w:p>
+    <w:p>
+      <w:pPr>
+        <w:pStyle w:val="Compact"/>
+        <w:numPr>
+          <w:ilvl w:val="0"/>
+          <w:numId w:val="1013"/>
+        </w:numPr>
+      </w:pPr>
+      <w:r>
+        <w:rPr>
+          <w:b/>
+          <w:bCs/>
+        </w:rPr>
+        <w:t xml:space="preserve">Don't use</w:t>
+      </w:r>
+      <w:r>
+        <w:rPr>
+          <w:b/>
+          <w:bCs/>
+        </w:rPr>
+        <w:t xml:space="preserve"> </w:t>
+      </w:r>
+      <w:r>
+        <w:rPr>
+          <w:rStyle w:val="VerbatimChar"/>
+          <w:b/>
+          <w:bCs/>
+        </w:rPr>
+        <w:t xml:space="preserve">EASE_POP</w:t>
+      </w:r>
+      <w:r>
+        <w:rPr>
+          <w:b/>
+          <w:bCs/>
+        </w:rPr>
+        <w:t xml:space="preserve"> </w:t>
+      </w:r>
+      <w:r>
+        <w:rPr>
+          <w:b/>
+          <w:bCs/>
+        </w:rPr>
+        <w:t xml:space="preserve">(Spring) for fades or exits</w:t>
+      </w:r>
+      <w:r>
+        <w:t xml:space="preserve"> </w:t>
+      </w:r>
+      <w:r>
+        <w:t xml:space="preserve">— the overshoot causes</w:t>
+      </w:r>
+      <w:r>
+        <w:t xml:space="preserve"> </w:t>
+      </w:r>
+      <w:r>
+        <w:t xml:space="preserve">flicker on transparent elements and feels wrong on departure.</w:t>
+      </w:r>
+    </w:p>
+    <w:p>
+      <w:pPr>
+        <w:pStyle w:val="Compact"/>
+        <w:numPr>
+          <w:ilvl w:val="0"/>
+          <w:numId w:val="1013"/>
+        </w:numPr>
+      </w:pPr>
+      <w:r>
+        <w:rPr>
+          <w:b/>
+          <w:bCs/>
+        </w:rPr>
+        <w:t xml:space="preserve">Don't create raw</w:t>
+      </w:r>
+      <w:r>
+        <w:rPr>
+          <w:b/>
+          <w:bCs/>
+        </w:rPr>
+        <w:t xml:space="preserve"> </w:t>
+      </w:r>
+      <w:r>
+        <w:rPr>
+          <w:rStyle w:val="VerbatimChar"/>
+          <w:b/>
+          <w:bCs/>
+        </w:rPr>
+        <w:t xml:space="preserve">UIGradient</w:t>
+      </w:r>
+      <w:r>
+        <w:rPr>
+          <w:b/>
+          <w:bCs/>
+        </w:rPr>
+        <w:t xml:space="preserve"> </w:t>
+      </w:r>
+      <w:r>
+        <w:rPr>
+          <w:b/>
+          <w:bCs/>
+        </w:rPr>
+        <w:t xml:space="preserve">instances</w:t>
+      </w:r>
+      <w:r>
+        <w:t xml:space="preserve"> </w:t>
+      </w:r>
+      <w:r>
+        <w:t xml:space="preserve">— use</w:t>
+      </w:r>
+      <w:r>
+        <w:t xml:space="preserve"> </w:t>
+      </w:r>
+      <w:r>
+        <w:rPr>
+          <w:rStyle w:val="VerbatimChar"/>
+        </w:rPr>
+        <w:t xml:space="preserve">GradientLibrary.apply()</w:t>
+      </w:r>
+      <w:r>
+        <w:t xml:space="preserve">.</w:t>
+      </w:r>
+    </w:p>
+    <w:p>
+      <w:pPr>
+        <w:pStyle w:val="Compact"/>
+        <w:numPr>
+          <w:ilvl w:val="0"/>
+          <w:numId w:val="1013"/>
+        </w:numPr>
+      </w:pPr>
+      <w:r>
+        <w:rPr>
+          <w:b/>
+          <w:bCs/>
+        </w:rPr>
+        <w:t xml:space="preserve">Don't shrink mobile touch targets below 44px</w:t>
+      </w:r>
+      <w:r>
+        <w:t xml:space="preserve"> </w:t>
+      </w:r>
+      <w:r>
+        <w:t xml:space="preserve">— the pure spec will fail.</w:t>
+      </w:r>
+    </w:p>
+    <w:p>
+      <w:pPr>
+        <w:pStyle w:val="Compact"/>
+        <w:numPr>
+          <w:ilvl w:val="0"/>
+          <w:numId w:val="1013"/>
+        </w:numPr>
+      </w:pPr>
+      <w:r>
+        <w:rPr>
+          <w:b/>
+          <w:bCs/>
+        </w:rPr>
+        <w:t xml:space="preserve">Don't use</w:t>
+      </w:r>
+      <w:r>
+        <w:rPr>
+          <w:b/>
+          <w:bCs/>
+        </w:rPr>
+        <w:t xml:space="preserve"> </w:t>
+      </w:r>
+      <w:r>
+        <w:rPr>
+          <w:rStyle w:val="VerbatimChar"/>
+          <w:b/>
+          <w:bCs/>
+        </w:rPr>
+        <w:t xml:space="preserve">claimReady</w:t>
+      </w:r>
+      <w:r>
+        <w:rPr>
+          <w:b/>
+          <w:bCs/>
+        </w:rPr>
+        <w:t xml:space="preserve"> </w:t>
+      </w:r>
+      <w:r>
+        <w:rPr>
+          <w:b/>
+          <w:bCs/>
+        </w:rPr>
+        <w:t xml:space="preserve">for normal-sized body text</w:t>
+      </w:r>
+      <w:r>
+        <w:t xml:space="preserve"> </w:t>
+      </w:r>
+      <w:r>
+        <w:t xml:space="preserve">— it fails 4.5:1 AA on</w:t>
+      </w:r>
+      <w:r>
+        <w:t xml:space="preserve"> </w:t>
+      </w:r>
+      <w:r>
+        <w:t xml:space="preserve">elevated surfaces. Use it only for large labels, icons, or UI components.</w:t>
+      </w:r>
+    </w:p>
+    <w:p>
+      <w:pPr>
+        <w:pStyle w:val="Compact"/>
+        <w:numPr>
+          <w:ilvl w:val="0"/>
+          <w:numId w:val="1013"/>
+        </w:numPr>
+      </w:pPr>
+      <w:r>
+        <w:rPr>
+          <w:b/>
+          <w:bCs/>
+        </w:rPr>
+        <w:t xml:space="preserve">Don't bypass</w:t>
+      </w:r>
+      <w:r>
+        <w:rPr>
+          <w:b/>
+          <w:bCs/>
+        </w:rPr>
+        <w:t xml:space="preserve"> </w:t>
+      </w:r>
+      <w:r>
+        <w:rPr>
+          <w:rStyle w:val="VerbatimChar"/>
+          <w:b/>
+          <w:bCs/>
+        </w:rPr>
+        <w:t xml:space="preserve">PanelAnimation</w:t>
+      </w:r>
+      <w:r>
+        <w:rPr>
+          <w:b/>
+          <w:bCs/>
+        </w:rPr>
+        <w:t xml:space="preserve"> </w:t>
+      </w:r>
+      <w:r>
+        <w:rPr>
+          <w:b/>
+          <w:bCs/>
+        </w:rPr>
+        <w:t xml:space="preserve">for panel open/close</w:t>
+      </w:r>
+      <w:r>
+        <w:t xml:space="preserve"> </w:t>
+      </w:r>
+      <w:r>
+        <w:t xml:space="preserve">— it handles UIScale</w:t>
+      </w:r>
+      <w:r>
+        <w:t xml:space="preserve"> </w:t>
+      </w:r>
+      <w:r>
+        <w:t xml:space="preserve">ownership tracking, tween cleanup, and consistent easing.</w:t>
+      </w:r>
+    </w:p>
+    <w:p>
+      <w:r>
+        <w:pict>
+          <v:rect style="width:0;height:1.5pt" o:hralign="center" o:hrstd="t" o:hr="t"/>
+        </w:pict>
+      </w:r>
+    </w:p>
+    <w:bookmarkEnd w:id="70"/>
+    <w:bookmarkEnd w:id="71"/>
+    <w:bookmarkStart w:id="81" w:name="Xbc85becfccd70366d18c81967021ab7f98dba4d"/>
     <w:p>
       <w:pPr>
         <w:pStyle w:val="Heading2"/>
@@ -12776,7 +13521,7 @@
         <w:t xml:space="preserve">guide; strings that already meet these rules stay as they are.</w:t>
       </w:r>
     </w:p>
-    <w:bookmarkStart w:id="70" w:name="Xfbb08d4ebec06377d4700afeabc2eb596889367"/>
+    <w:bookmarkStart w:id="72" w:name="Xfbb08d4ebec06377d4700afeabc2eb596889367"/>
     <w:p>
       <w:pPr>
         <w:pStyle w:val="Heading3"/>
@@ -12811,8 +13556,8 @@
         <w:t xml:space="preserve">what happened and what to do next — it does not dramatize the failure.</w:t>
       </w:r>
     </w:p>
-    <w:bookmarkEnd w:id="70"/>
-    <w:bookmarkStart w:id="71" w:name="X682b62c674cdf2b7c168432415192a5e589ae1b"/>
+    <w:bookmarkEnd w:id="72"/>
+    <w:bookmarkStart w:id="73" w:name="X682b62c674cdf2b7c168432415192a5e589ae1b"/>
     <w:p>
       <w:pPr>
         <w:pStyle w:val="Heading3"/>
@@ -13027,8 +13772,8 @@
         </w:tc>
       </w:tr>
     </w:tbl>
-    <w:bookmarkEnd w:id="71"/>
-    <w:bookmarkStart w:id="72" w:name="X94bb0d94a89db90ccb0b3d7a48e72508cf48c32"/>
+    <w:bookmarkEnd w:id="73"/>
+    <w:bookmarkStart w:id="74" w:name="X94bb0d94a89db90ccb0b3d7a48e72508cf48c32"/>
     <w:p>
       <w:pPr>
         <w:pStyle w:val="Heading3"/>
@@ -13072,7 +13817,7 @@
         <w:pStyle w:val="Compact"/>
         <w:numPr>
           <w:ilvl w:val="0"/>
-          <w:numId w:val="1011"/>
+          <w:numId w:val="1014"/>
         </w:numPr>
       </w:pPr>
       <w:r>
@@ -13084,7 +13829,7 @@
         <w:pStyle w:val="Compact"/>
         <w:numPr>
           <w:ilvl w:val="0"/>
-          <w:numId w:val="1011"/>
+          <w:numId w:val="1014"/>
         </w:numPr>
       </w:pPr>
       <w:r>
@@ -13096,7 +13841,7 @@
         <w:pStyle w:val="Compact"/>
         <w:numPr>
           <w:ilvl w:val="0"/>
-          <w:numId w:val="1011"/>
+          <w:numId w:val="1014"/>
         </w:numPr>
       </w:pPr>
       <w:r>
@@ -13108,7 +13853,7 @@
         <w:pStyle w:val="Compact"/>
         <w:numPr>
           <w:ilvl w:val="0"/>
-          <w:numId w:val="1011"/>
+          <w:numId w:val="1014"/>
         </w:numPr>
       </w:pPr>
       <w:r>
@@ -13121,8 +13866,8 @@
         <w:t xml:space="preserve">action is self-evident from the control the player just pressed)</w:t>
       </w:r>
     </w:p>
-    <w:bookmarkEnd w:id="72"/>
-    <w:bookmarkStart w:id="73" w:name="X9ced8eb6e4262c466ed7ae763ac6f44bb708b59"/>
+    <w:bookmarkEnd w:id="74"/>
+    <w:bookmarkStart w:id="75" w:name="X9ced8eb6e4262c466ed7ae763ac6f44bb708b59"/>
     <w:p>
       <w:pPr>
         <w:pStyle w:val="Heading3"/>
@@ -13136,7 +13881,7 @@
         <w:pStyle w:val="Compact"/>
         <w:numPr>
           <w:ilvl w:val="0"/>
-          <w:numId w:val="1012"/>
+          <w:numId w:val="1015"/>
         </w:numPr>
       </w:pPr>
       <w:r>
@@ -13185,7 +13930,7 @@
         <w:pStyle w:val="Compact"/>
         <w:numPr>
           <w:ilvl w:val="0"/>
-          <w:numId w:val="1012"/>
+          <w:numId w:val="1015"/>
         </w:numPr>
       </w:pPr>
       <w:r>
@@ -13248,7 +13993,7 @@
         <w:pStyle w:val="Compact"/>
         <w:numPr>
           <w:ilvl w:val="0"/>
-          <w:numId w:val="1012"/>
+          <w:numId w:val="1015"/>
         </w:numPr>
       </w:pPr>
       <w:r>
@@ -13279,7 +14024,7 @@
         <w:pStyle w:val="Compact"/>
         <w:numPr>
           <w:ilvl w:val="0"/>
-          <w:numId w:val="1012"/>
+          <w:numId w:val="1015"/>
         </w:numPr>
       </w:pPr>
       <w:r>
@@ -13308,8 +14053,8 @@
         <w:t xml:space="preserve">(✗ "You are casting too fast" vs "You're casting too fast" — keep the latter)</w:t>
       </w:r>
     </w:p>
-    <w:bookmarkEnd w:id="73"/>
-    <w:bookmarkStart w:id="74" w:name="X74763a6cc5259a041bfc6adc7475cd9d5237efc"/>
+    <w:bookmarkEnd w:id="75"/>
+    <w:bookmarkStart w:id="76" w:name="X74763a6cc5259a041bfc6adc7475cd9d5237efc"/>
     <w:p>
       <w:pPr>
         <w:pStyle w:val="Heading3"/>
@@ -13323,7 +14068,7 @@
         <w:pStyle w:val="Compact"/>
         <w:numPr>
           <w:ilvl w:val="0"/>
-          <w:numId w:val="1013"/>
+          <w:numId w:val="1016"/>
         </w:numPr>
       </w:pPr>
       <w:r>
@@ -13345,7 +14090,7 @@
         <w:pStyle w:val="Compact"/>
         <w:numPr>
           <w:ilvl w:val="0"/>
-          <w:numId w:val="1013"/>
+          <w:numId w:val="1016"/>
         </w:numPr>
       </w:pPr>
       <w:r>
@@ -13496,7 +14241,7 @@
         <w:pStyle w:val="Compact"/>
         <w:numPr>
           <w:ilvl w:val="0"/>
-          <w:numId w:val="1013"/>
+          <w:numId w:val="1016"/>
         </w:numPr>
       </w:pPr>
       <w:r>
@@ -13591,7 +14336,7 @@
         <w:pStyle w:val="Compact"/>
         <w:numPr>
           <w:ilvl w:val="0"/>
-          <w:numId w:val="1013"/>
+          <w:numId w:val="1016"/>
         </w:numPr>
       </w:pPr>
       <w:r>
@@ -13635,8 +14380,8 @@
         <w:t xml:space="preserve">). Do not invent new separators.</w:t>
       </w:r>
     </w:p>
-    <w:bookmarkEnd w:id="74"/>
-    <w:bookmarkStart w:id="75" w:name="X2c9620e48cabc42c716831703033543fd514078"/>
+    <w:bookmarkEnd w:id="76"/>
+    <w:bookmarkStart w:id="77" w:name="X2c9620e48cabc42c716831703033543fd514078"/>
     <w:p>
       <w:pPr>
         <w:pStyle w:val="Heading3"/>
@@ -13889,8 +14634,8 @@
         </w:tc>
       </w:tr>
     </w:tbl>
-    <w:bookmarkEnd w:id="75"/>
-    <w:bookmarkStart w:id="76" w:name="Xc2b0c0ec9dfd8c0aabf90ed23d26a99c39abe37"/>
+    <w:bookmarkEnd w:id="77"/>
+    <w:bookmarkStart w:id="78" w:name="Xc2b0c0ec9dfd8c0aabf90ed23d26a99c39abe37"/>
     <w:p>
       <w:pPr>
         <w:pStyle w:val="Heading3"/>
@@ -13904,7 +14649,7 @@
         <w:pStyle w:val="Compact"/>
         <w:numPr>
           <w:ilvl w:val="0"/>
-          <w:numId w:val="1014"/>
+          <w:numId w:val="1017"/>
         </w:numPr>
       </w:pPr>
       <w:r>
@@ -13956,7 +14701,7 @@
         <w:pStyle w:val="Compact"/>
         <w:numPr>
           <w:ilvl w:val="0"/>
-          <w:numId w:val="1014"/>
+          <w:numId w:val="1017"/>
         </w:numPr>
       </w:pPr>
       <w:r>
@@ -13990,7 +14735,7 @@
         <w:pStyle w:val="Compact"/>
         <w:numPr>
           <w:ilvl w:val="0"/>
-          <w:numId w:val="1014"/>
+          <w:numId w:val="1017"/>
         </w:numPr>
       </w:pPr>
       <w:r>
@@ -14030,7 +14775,7 @@
         <w:pStyle w:val="Compact"/>
         <w:numPr>
           <w:ilvl w:val="0"/>
-          <w:numId w:val="1014"/>
+          <w:numId w:val="1017"/>
         </w:numPr>
       </w:pPr>
       <w:r>
@@ -14088,7 +14833,7 @@
         <w:pStyle w:val="Compact"/>
         <w:numPr>
           <w:ilvl w:val="0"/>
-          <w:numId w:val="1014"/>
+          <w:numId w:val="1017"/>
         </w:numPr>
       </w:pPr>
       <w:r>
@@ -14119,7 +14864,7 @@
         <w:pStyle w:val="Compact"/>
         <w:numPr>
           <w:ilvl w:val="0"/>
-          <w:numId w:val="1014"/>
+          <w:numId w:val="1017"/>
         </w:numPr>
       </w:pPr>
       <w:r>
@@ -14145,8 +14890,8 @@
         <w:t xml:space="preserve">"error", never expose internal reasons.</w:t>
       </w:r>
     </w:p>
-    <w:bookmarkEnd w:id="76"/>
-    <w:bookmarkStart w:id="77" w:name="X376ffce0e0bd8743ecdc37f029ed7f093cd5aca"/>
+    <w:bookmarkEnd w:id="78"/>
+    <w:bookmarkStart w:id="79" w:name="X376ffce0e0bd8743ecdc37f029ed7f093cd5aca"/>
     <w:p>
       <w:pPr>
         <w:pStyle w:val="Heading3"/>
@@ -14174,7 +14919,7 @@
         <w:pStyle w:val="Compact"/>
         <w:numPr>
           <w:ilvl w:val="0"/>
-          <w:numId w:val="1015"/>
+          <w:numId w:val="1018"/>
         </w:numPr>
       </w:pPr>
       <w:r>
@@ -14186,7 +14931,7 @@
         <w:pStyle w:val="Compact"/>
         <w:numPr>
           <w:ilvl w:val="0"/>
-          <w:numId w:val="1015"/>
+          <w:numId w:val="1018"/>
         </w:numPr>
       </w:pPr>
       <w:r>
@@ -14198,7 +14943,7 @@
         <w:pStyle w:val="Compact"/>
         <w:numPr>
           <w:ilvl w:val="0"/>
-          <w:numId w:val="1015"/>
+          <w:numId w:val="1018"/>
         </w:numPr>
       </w:pPr>
       <w:r>
@@ -14211,8 +14956,8 @@
         <w:t xml:space="preserve">no moralizing)</w:t>
       </w:r>
     </w:p>
-    <w:bookmarkEnd w:id="77"/>
-    <w:bookmarkStart w:id="78" w:name="X26506052b99dbce593193dd8b8b8262371ceb67"/>
+    <w:bookmarkEnd w:id="79"/>
+    <w:bookmarkStart w:id="80" w:name="X26506052b99dbce593193dd8b8b8262371ceb67"/>
     <w:p>
       <w:pPr>
         <w:pStyle w:val="Heading3"/>
@@ -14623,9 +15368,9 @@
         <w:t xml:space="preserve">(harborheist-ux45-workflow-clarity-etj2.4.2); conforming strings are not churned.</w:t>
       </w:r>
     </w:p>
-    <w:bookmarkEnd w:id="78"/>
-    <w:bookmarkEnd w:id="79"/>
-    <w:bookmarkStart w:id="80" w:name="X650a64b41b346698e28581a9aee71ea87c145a7"/>
+    <w:bookmarkEnd w:id="80"/>
+    <w:bookmarkEnd w:id="81"/>
+    <w:bookmarkStart w:id="82" w:name="X650a64b41b346698e28581a9aee71ea87c145a7"/>
     <w:p>
       <w:pPr>
         <w:pStyle w:val="Heading2"/>
@@ -14892,8 +15637,8 @@
         </w:pict>
       </w:r>
     </w:p>
-    <w:bookmarkEnd w:id="80"/>
-    <w:bookmarkStart w:id="81" w:name="Xaf7f8b5cdf8b7522ad55d744689cc4a863c4e54"/>
+    <w:bookmarkEnd w:id="82"/>
+    <w:bookmarkStart w:id="83" w:name="Xaf7f8b5cdf8b7522ad55d744689cc4a863c4e54"/>
     <w:p>
       <w:pPr>
         <w:pStyle w:val="Heading2"/>
@@ -14949,7 +15694,7 @@
         <w:pStyle w:val="Compact"/>
         <w:numPr>
           <w:ilvl w:val="0"/>
-          <w:numId w:val="1016"/>
+          <w:numId w:val="1019"/>
         </w:numPr>
       </w:pPr>
       <w:r>
@@ -14968,7 +15713,7 @@
         <w:pStyle w:val="Compact"/>
         <w:numPr>
           <w:ilvl w:val="0"/>
-          <w:numId w:val="1016"/>
+          <w:numId w:val="1019"/>
         </w:numPr>
       </w:pPr>
       <w:r>
@@ -15019,8 +15764,8 @@
         </w:pict>
       </w:r>
     </w:p>
-    <w:bookmarkEnd w:id="81"/>
-    <w:bookmarkStart w:id="82" w:name="Xa9e0c0d171d456e746dca3cdd0b24f9277f1dc2"/>
+    <w:bookmarkEnd w:id="83"/>
+    <w:bookmarkStart w:id="84" w:name="Xa9e0c0d171d456e746dca3cdd0b24f9277f1dc2"/>
     <w:p>
       <w:pPr>
         <w:pStyle w:val="Heading2"/>
@@ -15365,8 +16110,8 @@
         </w:pict>
       </w:r>
     </w:p>
-    <w:bookmarkEnd w:id="82"/>
-    <w:bookmarkStart w:id="83" w:name="X759375267230b5f9e09cf1bf4b16722d7310a4f"/>
+    <w:bookmarkEnd w:id="84"/>
+    <w:bookmarkStart w:id="85" w:name="X759375267230b5f9e09cf1bf4b16722d7310a4f"/>
     <w:p>
       <w:pPr>
         <w:pStyle w:val="Heading2"/>
@@ -15704,7 +16449,7 @@
         <w:pStyle w:val="Compact"/>
         <w:numPr>
           <w:ilvl w:val="0"/>
-          <w:numId w:val="1017"/>
+          <w:numId w:val="1020"/>
         </w:numPr>
       </w:pPr>
       <w:r>
@@ -15716,7 +16461,7 @@
         <w:pStyle w:val="Compact"/>
         <w:numPr>
           <w:ilvl w:val="0"/>
-          <w:numId w:val="1017"/>
+          <w:numId w:val="1020"/>
         </w:numPr>
       </w:pPr>
       <w:r>
@@ -15728,7 +16473,7 @@
         <w:pStyle w:val="Compact"/>
         <w:numPr>
           <w:ilvl w:val="0"/>
-          <w:numId w:val="1017"/>
+          <w:numId w:val="1020"/>
         </w:numPr>
       </w:pPr>
       <w:r>
@@ -15740,7 +16485,7 @@
         <w:pStyle w:val="Compact"/>
         <w:numPr>
           <w:ilvl w:val="0"/>
-          <w:numId w:val="1017"/>
+          <w:numId w:val="1020"/>
         </w:numPr>
       </w:pPr>
       <w:r>
@@ -15752,7 +16497,7 @@
         <w:pStyle w:val="Compact"/>
         <w:numPr>
           <w:ilvl w:val="0"/>
-          <w:numId w:val="1017"/>
+          <w:numId w:val="1020"/>
         </w:numPr>
       </w:pPr>
       <w:r>
@@ -15766,8 +16511,8 @@
         </w:pict>
       </w:r>
     </w:p>
-    <w:bookmarkEnd w:id="83"/>
-    <w:bookmarkStart w:id="84" w:name="Xbf9ebe5fbaf430d277fcbd2b609d645663deaf5"/>
+    <w:bookmarkEnd w:id="85"/>
+    <w:bookmarkStart w:id="86" w:name="Xbf9ebe5fbaf430d277fcbd2b609d645663deaf5"/>
     <w:p>
       <w:pPr>
         <w:pStyle w:val="Heading2"/>
@@ -16094,8 +16839,8 @@
         </w:pict>
       </w:r>
     </w:p>
-    <w:bookmarkEnd w:id="84"/>
-    <w:bookmarkStart w:id="85" w:name="X8b5660b1ba45c0ea802365b846eafdee70338ea"/>
+    <w:bookmarkEnd w:id="86"/>
+    <w:bookmarkStart w:id="87" w:name="X8b5660b1ba45c0ea802365b846eafdee70338ea"/>
     <w:p>
       <w:pPr>
         <w:pStyle w:val="Heading2"/>
@@ -16660,8 +17405,8 @@
         </w:pict>
       </w:r>
     </w:p>
-    <w:bookmarkEnd w:id="85"/>
-    <w:bookmarkStart w:id="86" w:name="X911e1d4bd057bb5281ab261bc9805551dc769ce"/>
+    <w:bookmarkEnd w:id="87"/>
+    <w:bookmarkStart w:id="88" w:name="X911e1d4bd057bb5281ab261bc9805551dc769ce"/>
     <w:p>
       <w:pPr>
         <w:pStyle w:val="Heading2"/>
@@ -16735,7 +17480,7 @@
         <w:pStyle w:val="Compact"/>
         <w:numPr>
           <w:ilvl w:val="0"/>
-          <w:numId w:val="1018"/>
+          <w:numId w:val="1021"/>
         </w:numPr>
       </w:pPr>
       <w:r>
@@ -16747,7 +17492,7 @@
         <w:pStyle w:val="Compact"/>
         <w:numPr>
           <w:ilvl w:val="0"/>
-          <w:numId w:val="1018"/>
+          <w:numId w:val="1021"/>
         </w:numPr>
       </w:pPr>
       <w:r>
@@ -16792,7 +17537,7 @@
         <w:pStyle w:val="Compact"/>
         <w:numPr>
           <w:ilvl w:val="0"/>
-          <w:numId w:val="1019"/>
+          <w:numId w:val="1022"/>
         </w:numPr>
       </w:pPr>
       <w:r>
@@ -16811,7 +17556,7 @@
         <w:pStyle w:val="Compact"/>
         <w:numPr>
           <w:ilvl w:val="0"/>
-          <w:numId w:val="1019"/>
+          <w:numId w:val="1022"/>
         </w:numPr>
       </w:pPr>
       <w:r>
@@ -16830,7 +17575,7 @@
         <w:pStyle w:val="Compact"/>
         <w:numPr>
           <w:ilvl w:val="0"/>
-          <w:numId w:val="1019"/>
+          <w:numId w:val="1022"/>
         </w:numPr>
       </w:pPr>
       <w:r>
@@ -16849,7 +17594,7 @@
         <w:pStyle w:val="Compact"/>
         <w:numPr>
           <w:ilvl w:val="0"/>
-          <w:numId w:val="1019"/>
+          <w:numId w:val="1022"/>
         </w:numPr>
       </w:pPr>
       <w:r>
@@ -16903,8 +17648,8 @@
         </w:pict>
       </w:r>
     </w:p>
-    <w:bookmarkEnd w:id="86"/>
-    <w:bookmarkStart w:id="87" w:name="module-reference"/>
+    <w:bookmarkEnd w:id="88"/>
+    <w:bookmarkStart w:id="89" w:name="module-reference"/>
     <w:p>
       <w:pPr>
         <w:pStyle w:val="Heading2"/>
@@ -17319,8 +18064,8 @@
         </w:tc>
       </w:tr>
     </w:tbl>
-    <w:bookmarkEnd w:id="87"/>
-    <w:bookmarkEnd w:id="88"/>
+    <w:bookmarkEnd w:id="89"/>
+    <w:bookmarkEnd w:id="90"/>
     <w:sectPr/>
   </w:body>
 </w:document>
@@ -17664,7 +18409,34 @@
     <w:abstractNumId w:val="991"/>
   </w:num>
   <w:num w:numId="1007">
-    <w:abstractNumId w:val="991"/>
+    <w:abstractNumId w:val="99411"/>
+    <w:lvlOverride w:ilvl="0">
+      <w:startOverride w:val="1"/>
+    </w:lvlOverride>
+    <w:lvlOverride w:ilvl="1">
+      <w:startOverride w:val="1"/>
+    </w:lvlOverride>
+    <w:lvlOverride w:ilvl="2">
+      <w:startOverride w:val="1"/>
+    </w:lvlOverride>
+    <w:lvlOverride w:ilvl="3">
+      <w:startOverride w:val="1"/>
+    </w:lvlOverride>
+    <w:lvlOverride w:ilvl="4">
+      <w:startOverride w:val="1"/>
+    </w:lvlOverride>
+    <w:lvlOverride w:ilvl="5">
+      <w:startOverride w:val="1"/>
+    </w:lvlOverride>
+    <w:lvlOverride w:ilvl="6">
+      <w:startOverride w:val="1"/>
+    </w:lvlOverride>
+    <w:lvlOverride w:ilvl="7">
+      <w:startOverride w:val="1"/>
+    </w:lvlOverride>
+    <w:lvlOverride w:ilvl="8">
+      <w:startOverride w:val="1"/>
+    </w:lvlOverride>
   </w:num>
   <w:num w:numId="1008">
     <w:abstractNumId w:val="991"/>
@@ -17694,6 +18466,15 @@
     <w:abstractNumId w:val="991"/>
   </w:num>
   <w:num w:numId="1017">
+    <w:abstractNumId w:val="991"/>
+  </w:num>
+  <w:num w:numId="1018">
+    <w:abstractNumId w:val="991"/>
+  </w:num>
+  <w:num w:numId="1019">
+    <w:abstractNumId w:val="991"/>
+  </w:num>
+  <w:num w:numId="1020">
     <w:abstractNumId w:val="99411"/>
     <w:lvlOverride w:ilvl="0">
       <w:startOverride w:val="1"/>
@@ -17723,10 +18504,10 @@
       <w:startOverride w:val="1"/>
     </w:lvlOverride>
   </w:num>
-  <w:num w:numId="1018">
+  <w:num w:numId="1021">
     <w:abstractNumId w:val="991"/>
   </w:num>
-  <w:num w:numId="1019">
+  <w:num w:numId="1022">
     <w:abstractNumId w:val="991"/>
   </w:num>
 </w:numbering>
